--- a/docs/docx/01_기획명세서/spec_order.docx
+++ b/docs/docx/01_기획명세서/spec_order.docx
@@ -6060,6 +6060,329 @@
                 <w:color w:val="333333"/>
                 <w:sz w:val="18"/>
               </w:rPr>
+              <w:t xml:space="preserve">discount</w:t>
+            </w:r>
+          </w:p>
+        </w:tc>
+        <w:tc>
+          <w:tcPr>
+            <w:tcBorders>
+              <w:top w:val="single" w:sz="4" w:space="0" w:color="BFBFBF"/>
+              <w:bottom w:val="single" w:sz="4" w:space="0" w:color="BFBFBF"/>
+              <w:left w:val="single" w:sz="4" w:space="0" w:color="BFBFBF"/>
+              <w:right w:val="single" w:sz="4" w:space="0" w:color="BFBFBF"/>
+            </w:tcBorders>
+            <w:shd w:fill="F2F7FB" w:val="clear"/>
+            <w:tcMar>
+              <w:top w:w="50" w:type="dxa"/>
+              <w:bottom w:w="50" w:type="dxa"/>
+              <w:left w:w="100" w:type="dxa"/>
+              <w:right w:w="100" w:type="dxa"/>
+            </w:tcMar>
+          </w:tcPr>
+          <w:p>
+            <w:pPr>
+              <w:pStyle w:val="Compact"/>
+              <w:spacing w:before="20" w:after="20" w:line="280" w:lineRule="exact"/>
+              <w:jc w:val="left"/>
+            </w:pPr>
+            <w:r>
+              <w:rPr>
+                <w:rFonts w:ascii="Arial" w:hAnsi="Arial" w:eastAsia="맑은 고딕"/>
+                <w:color w:val="333333"/>
+                <w:sz w:val="18"/>
+              </w:rPr>
+              <w:t xml:space="preserve">JSON</w:t>
+            </w:r>
+          </w:p>
+        </w:tc>
+        <w:tc>
+          <w:tcPr>
+            <w:tcBorders>
+              <w:top w:val="single" w:sz="4" w:space="0" w:color="BFBFBF"/>
+              <w:bottom w:val="single" w:sz="4" w:space="0" w:color="BFBFBF"/>
+              <w:left w:val="single" w:sz="4" w:space="0" w:color="BFBFBF"/>
+              <w:right w:val="single" w:sz="4" w:space="0" w:color="BFBFBF"/>
+            </w:tcBorders>
+            <w:shd w:fill="F2F7FB" w:val="clear"/>
+            <w:tcMar>
+              <w:top w:w="50" w:type="dxa"/>
+              <w:bottom w:w="50" w:type="dxa"/>
+              <w:left w:w="100" w:type="dxa"/>
+              <w:right w:w="100" w:type="dxa"/>
+            </w:tcMar>
+          </w:tcPr>
+          <w:p>
+            <w:pPr>
+              <w:pStyle w:val="Compact"/>
+              <w:spacing w:before="20" w:after="20" w:line="280" w:lineRule="exact"/>
+              <w:jc w:val="center"/>
+            </w:pPr>
+            <w:r>
+              <w:rPr>
+                <w:rFonts w:ascii="Arial" w:hAnsi="Arial" w:eastAsia="맑은 고딕"/>
+                <w:color w:val="333333"/>
+                <w:sz w:val="18"/>
+              </w:rPr>
+              <w:t xml:space="preserve">Y</w:t>
+            </w:r>
+          </w:p>
+        </w:tc>
+        <w:tc>
+          <w:tcPr>
+            <w:tcBorders>
+              <w:top w:val="single" w:sz="4" w:space="0" w:color="BFBFBF"/>
+              <w:bottom w:val="single" w:sz="4" w:space="0" w:color="BFBFBF"/>
+              <w:left w:val="single" w:sz="4" w:space="0" w:color="BFBFBF"/>
+              <w:right w:val="single" w:sz="4" w:space="0" w:color="BFBFBF"/>
+            </w:tcBorders>
+            <w:shd w:fill="F2F7FB" w:val="clear"/>
+            <w:tcMar>
+              <w:top w:w="50" w:type="dxa"/>
+              <w:bottom w:w="50" w:type="dxa"/>
+              <w:left w:w="100" w:type="dxa"/>
+              <w:right w:w="100" w:type="dxa"/>
+            </w:tcMar>
+          </w:tcPr>
+          <w:p>
+            <w:pPr>
+              <w:pStyle w:val="Compact"/>
+              <w:spacing w:before="20" w:after="20" w:line="280" w:lineRule="exact"/>
+              <w:jc w:val="left"/>
+            </w:pPr>
+            <w:r>
+              <w:rPr>
+                <w:rFonts w:ascii="Arial" w:hAnsi="Arial" w:eastAsia="맑은 고딕"/>
+                <w:color w:val="333333"/>
+                <w:sz w:val="18"/>
+              </w:rPr>
+              <w:t xml:space="preserve">-</w:t>
+            </w:r>
+          </w:p>
+        </w:tc>
+        <w:tc>
+          <w:tcPr>
+            <w:tcBorders>
+              <w:top w:val="single" w:sz="4" w:space="0" w:color="BFBFBF"/>
+              <w:bottom w:val="single" w:sz="4" w:space="0" w:color="BFBFBF"/>
+              <w:left w:val="single" w:sz="4" w:space="0" w:color="BFBFBF"/>
+              <w:right w:val="single" w:sz="4" w:space="0" w:color="BFBFBF"/>
+            </w:tcBorders>
+            <w:shd w:fill="F2F7FB" w:val="clear"/>
+            <w:tcMar>
+              <w:top w:w="50" w:type="dxa"/>
+              <w:bottom w:w="50" w:type="dxa"/>
+              <w:left w:w="100" w:type="dxa"/>
+              <w:right w:w="100" w:type="dxa"/>
+            </w:tcMar>
+          </w:tcPr>
+          <w:p>
+            <w:pPr>
+              <w:pStyle w:val="Compact"/>
+              <w:spacing w:before="20" w:after="20" w:line="280" w:lineRule="exact"/>
+              <w:jc w:val="left"/>
+            </w:pPr>
+            <w:r>
+              <w:rPr>
+                <w:rFonts w:ascii="Arial" w:hAnsi="Arial" w:eastAsia="맑은 고딕"/>
+                <w:color w:val="333333"/>
+                <w:sz w:val="18"/>
+              </w:rPr>
+              <w:t xml:space="preserve">{couponId, couponName, couponAmount, pointUsed, discountAmount, productDiscount, affiliateDiscount, eCouponDiscount, eCoupons: [{eCouponId, eCouponName, eCouponType(voucher/exchange), amount, productId, couponCompany, pinNumber}]}이다.</w:t>
+            </w:r>
+          </w:p>
+        </w:tc>
+      </w:tr>
+      <w:tr>
+        <w:trPr/>
+        <w:tc>
+          <w:tcPr>
+            <w:tcBorders>
+              <w:top w:val="single" w:sz="4" w:space="0" w:color="BFBFBF"/>
+              <w:bottom w:val="single" w:sz="4" w:space="0" w:color="BFBFBF"/>
+              <w:left w:val="single" w:sz="4" w:space="0" w:color="BFBFBF"/>
+              <w:right w:val="single" w:sz="4" w:space="0" w:color="BFBFBF"/>
+            </w:tcBorders>
+            <w:tcMar>
+              <w:top w:w="50" w:type="dxa"/>
+              <w:bottom w:w="50" w:type="dxa"/>
+              <w:left w:w="100" w:type="dxa"/>
+              <w:right w:w="100" w:type="dxa"/>
+            </w:tcMar>
+          </w:tcPr>
+          <w:p>
+            <w:pPr>
+              <w:pStyle w:val="Compact"/>
+              <w:spacing w:before="20" w:after="20" w:line="280" w:lineRule="exact"/>
+              <w:jc w:val="left"/>
+            </w:pPr>
+            <w:r>
+              <w:rPr>
+                <w:rFonts w:ascii="Arial" w:hAnsi="Arial" w:eastAsia="맑은 고딕"/>
+                <w:b/>
+                <w:color w:val="333333"/>
+                <w:sz w:val="18"/>
+              </w:rPr>
+              <w:t xml:space="preserve">cashReceipt</w:t>
+            </w:r>
+          </w:p>
+        </w:tc>
+        <w:tc>
+          <w:tcPr>
+            <w:tcBorders>
+              <w:top w:val="single" w:sz="4" w:space="0" w:color="BFBFBF"/>
+              <w:bottom w:val="single" w:sz="4" w:space="0" w:color="BFBFBF"/>
+              <w:left w:val="single" w:sz="4" w:space="0" w:color="BFBFBF"/>
+              <w:right w:val="single" w:sz="4" w:space="0" w:color="BFBFBF"/>
+            </w:tcBorders>
+            <w:tcMar>
+              <w:top w:w="50" w:type="dxa"/>
+              <w:bottom w:w="50" w:type="dxa"/>
+              <w:left w:w="100" w:type="dxa"/>
+              <w:right w:w="100" w:type="dxa"/>
+            </w:tcMar>
+          </w:tcPr>
+          <w:p>
+            <w:pPr>
+              <w:pStyle w:val="Compact"/>
+              <w:spacing w:before="20" w:after="20" w:line="280" w:lineRule="exact"/>
+              <w:jc w:val="left"/>
+            </w:pPr>
+            <w:r>
+              <w:rPr>
+                <w:rFonts w:ascii="Arial" w:hAnsi="Arial" w:eastAsia="맑은 고딕"/>
+                <w:color w:val="333333"/>
+                <w:sz w:val="18"/>
+              </w:rPr>
+              <w:t xml:space="preserve">JSON</w:t>
+            </w:r>
+          </w:p>
+        </w:tc>
+        <w:tc>
+          <w:tcPr>
+            <w:tcBorders>
+              <w:top w:val="single" w:sz="4" w:space="0" w:color="BFBFBF"/>
+              <w:bottom w:val="single" w:sz="4" w:space="0" w:color="BFBFBF"/>
+              <w:left w:val="single" w:sz="4" w:space="0" w:color="BFBFBF"/>
+              <w:right w:val="single" w:sz="4" w:space="0" w:color="BFBFBF"/>
+            </w:tcBorders>
+            <w:tcMar>
+              <w:top w:w="50" w:type="dxa"/>
+              <w:bottom w:w="50" w:type="dxa"/>
+              <w:left w:w="100" w:type="dxa"/>
+              <w:right w:w="100" w:type="dxa"/>
+            </w:tcMar>
+          </w:tcPr>
+          <w:p>
+            <w:pPr>
+              <w:pStyle w:val="Compact"/>
+              <w:spacing w:before="20" w:after="20" w:line="280" w:lineRule="exact"/>
+              <w:jc w:val="center"/>
+            </w:pPr>
+            <w:r>
+              <w:rPr>
+                <w:rFonts w:ascii="Arial" w:hAnsi="Arial" w:eastAsia="맑은 고딕"/>
+                <w:color w:val="333333"/>
+                <w:sz w:val="18"/>
+              </w:rPr>
+              <w:t xml:space="preserve">Y</w:t>
+            </w:r>
+          </w:p>
+        </w:tc>
+        <w:tc>
+          <w:tcPr>
+            <w:tcBorders>
+              <w:top w:val="single" w:sz="4" w:space="0" w:color="BFBFBF"/>
+              <w:bottom w:val="single" w:sz="4" w:space="0" w:color="BFBFBF"/>
+              <w:left w:val="single" w:sz="4" w:space="0" w:color="BFBFBF"/>
+              <w:right w:val="single" w:sz="4" w:space="0" w:color="BFBFBF"/>
+            </w:tcBorders>
+            <w:tcMar>
+              <w:top w:w="50" w:type="dxa"/>
+              <w:bottom w:w="50" w:type="dxa"/>
+              <w:left w:w="100" w:type="dxa"/>
+              <w:right w:w="100" w:type="dxa"/>
+            </w:tcMar>
+          </w:tcPr>
+          <w:p>
+            <w:pPr>
+              <w:pStyle w:val="Compact"/>
+              <w:spacing w:before="20" w:after="20" w:line="280" w:lineRule="exact"/>
+              <w:jc w:val="left"/>
+            </w:pPr>
+            <w:r>
+              <w:rPr>
+                <w:rFonts w:ascii="Arial" w:hAnsi="Arial" w:eastAsia="맑은 고딕"/>
+                <w:color w:val="333333"/>
+                <w:sz w:val="18"/>
+              </w:rPr>
+              <w:t xml:space="preserve">-</w:t>
+            </w:r>
+          </w:p>
+        </w:tc>
+        <w:tc>
+          <w:tcPr>
+            <w:tcBorders>
+              <w:top w:val="single" w:sz="4" w:space="0" w:color="BFBFBF"/>
+              <w:bottom w:val="single" w:sz="4" w:space="0" w:color="BFBFBF"/>
+              <w:left w:val="single" w:sz="4" w:space="0" w:color="BFBFBF"/>
+              <w:right w:val="single" w:sz="4" w:space="0" w:color="BFBFBF"/>
+            </w:tcBorders>
+            <w:tcMar>
+              <w:top w:w="50" w:type="dxa"/>
+              <w:bottom w:w="50" w:type="dxa"/>
+              <w:left w:w="100" w:type="dxa"/>
+              <w:right w:w="100" w:type="dxa"/>
+            </w:tcMar>
+          </w:tcPr>
+          <w:p>
+            <w:pPr>
+              <w:pStyle w:val="Compact"/>
+              <w:spacing w:before="20" w:after="20" w:line="280" w:lineRule="exact"/>
+              <w:jc w:val="left"/>
+            </w:pPr>
+            <w:r>
+              <w:rPr>
+                <w:rFonts w:ascii="Arial" w:hAnsi="Arial" w:eastAsia="맑은 고딕"/>
+                <w:color w:val="333333"/>
+                <w:sz w:val="18"/>
+              </w:rPr>
+              <w:t xml:space="preserve">{requested(Boolean), type(income_deduction/expense_proof), number} 현금영수증 정보다.</w:t>
+            </w:r>
+          </w:p>
+        </w:tc>
+      </w:tr>
+      <w:tr>
+        <w:trPr/>
+        <w:tc>
+          <w:tcPr>
+            <w:tcBorders>
+              <w:top w:val="single" w:sz="4" w:space="0" w:color="BFBFBF"/>
+              <w:bottom w:val="single" w:sz="4" w:space="0" w:color="BFBFBF"/>
+              <w:left w:val="single" w:sz="4" w:space="0" w:color="BFBFBF"/>
+              <w:right w:val="single" w:sz="4" w:space="0" w:color="BFBFBF"/>
+            </w:tcBorders>
+            <w:shd w:fill="F2F7FB" w:val="clear"/>
+            <w:tcMar>
+              <w:top w:w="50" w:type="dxa"/>
+              <w:bottom w:w="50" w:type="dxa"/>
+              <w:left w:w="100" w:type="dxa"/>
+              <w:right w:w="100" w:type="dxa"/>
+            </w:tcMar>
+          </w:tcPr>
+          <w:p>
+            <w:pPr>
+              <w:pStyle w:val="Compact"/>
+              <w:spacing w:before="20" w:after="20" w:line="280" w:lineRule="exact"/>
+              <w:jc w:val="left"/>
+            </w:pPr>
+            <w:r>
+              <w:rPr>
+                <w:rFonts w:ascii="Arial" w:hAnsi="Arial" w:eastAsia="맑은 고딕"/>
+                <w:b/>
+                <w:color w:val="333333"/>
+                <w:sz w:val="18"/>
+              </w:rPr>
               <w:t xml:space="preserve">cancelInfo</w:t>
             </w:r>
           </w:p>
@@ -6188,7 +6511,1158 @@
                 <w:color w:val="333333"/>
                 <w:sz w:val="18"/>
               </w:rPr>
-              <w:t xml:space="preserve">취소 시 {reason, reasonDetail, cancelledBy, cancelledAt}을 기록한다.</w:t>
+              <w:t xml:space="preserve">취소 시 {reason(customer_request/out_of_stock/store_closed/other), reasonDetail, cancelledBy, cancelledAt}을 기록한다.</w:t>
+            </w:r>
+          </w:p>
+        </w:tc>
+      </w:tr>
+      <w:tr>
+        <w:trPr/>
+        <w:tc>
+          <w:tcPr>
+            <w:tcBorders>
+              <w:top w:val="single" w:sz="4" w:space="0" w:color="BFBFBF"/>
+              <w:bottom w:val="single" w:sz="4" w:space="0" w:color="BFBFBF"/>
+              <w:left w:val="single" w:sz="4" w:space="0" w:color="BFBFBF"/>
+              <w:right w:val="single" w:sz="4" w:space="0" w:color="BFBFBF"/>
+            </w:tcBorders>
+            <w:tcMar>
+              <w:top w:w="50" w:type="dxa"/>
+              <w:bottom w:w="50" w:type="dxa"/>
+              <w:left w:w="100" w:type="dxa"/>
+              <w:right w:w="100" w:type="dxa"/>
+            </w:tcMar>
+          </w:tcPr>
+          <w:p>
+            <w:pPr>
+              <w:pStyle w:val="Compact"/>
+              <w:spacing w:before="20" w:after="20" w:line="280" w:lineRule="exact"/>
+              <w:jc w:val="left"/>
+            </w:pPr>
+            <w:r>
+              <w:rPr>
+                <w:rFonts w:ascii="Arial" w:hAnsi="Arial" w:eastAsia="맑은 고딕"/>
+                <w:b/>
+                <w:color w:val="333333"/>
+                <w:sz w:val="18"/>
+              </w:rPr>
+              <w:t xml:space="preserve">customerRequest</w:t>
+            </w:r>
+          </w:p>
+        </w:tc>
+        <w:tc>
+          <w:tcPr>
+            <w:tcBorders>
+              <w:top w:val="single" w:sz="4" w:space="0" w:color="BFBFBF"/>
+              <w:bottom w:val="single" w:sz="4" w:space="0" w:color="BFBFBF"/>
+              <w:left w:val="single" w:sz="4" w:space="0" w:color="BFBFBF"/>
+              <w:right w:val="single" w:sz="4" w:space="0" w:color="BFBFBF"/>
+            </w:tcBorders>
+            <w:tcMar>
+              <w:top w:w="50" w:type="dxa"/>
+              <w:bottom w:w="50" w:type="dxa"/>
+              <w:left w:w="100" w:type="dxa"/>
+              <w:right w:w="100" w:type="dxa"/>
+            </w:tcMar>
+          </w:tcPr>
+          <w:p>
+            <w:pPr>
+              <w:pStyle w:val="Compact"/>
+              <w:spacing w:before="20" w:after="20" w:line="280" w:lineRule="exact"/>
+              <w:jc w:val="left"/>
+            </w:pPr>
+            <w:r>
+              <w:rPr>
+                <w:rFonts w:ascii="Arial" w:hAnsi="Arial" w:eastAsia="맑은 고딕"/>
+                <w:color w:val="333333"/>
+                <w:sz w:val="18"/>
+              </w:rPr>
+              <w:t xml:space="preserve">String</w:t>
+            </w:r>
+          </w:p>
+        </w:tc>
+        <w:tc>
+          <w:tcPr>
+            <w:tcBorders>
+              <w:top w:val="single" w:sz="4" w:space="0" w:color="BFBFBF"/>
+              <w:bottom w:val="single" w:sz="4" w:space="0" w:color="BFBFBF"/>
+              <w:left w:val="single" w:sz="4" w:space="0" w:color="BFBFBF"/>
+              <w:right w:val="single" w:sz="4" w:space="0" w:color="BFBFBF"/>
+            </w:tcBorders>
+            <w:tcMar>
+              <w:top w:w="50" w:type="dxa"/>
+              <w:bottom w:w="50" w:type="dxa"/>
+              <w:left w:w="100" w:type="dxa"/>
+              <w:right w:w="100" w:type="dxa"/>
+            </w:tcMar>
+          </w:tcPr>
+          <w:p>
+            <w:pPr>
+              <w:pStyle w:val="Compact"/>
+              <w:spacing w:before="20" w:after="20" w:line="280" w:lineRule="exact"/>
+              <w:jc w:val="center"/>
+            </w:pPr>
+            <w:r>
+              <w:rPr>
+                <w:rFonts w:ascii="Arial" w:hAnsi="Arial" w:eastAsia="맑은 고딕"/>
+                <w:color w:val="333333"/>
+                <w:sz w:val="18"/>
+              </w:rPr>
+              <w:t xml:space="preserve">N</w:t>
+            </w:r>
+          </w:p>
+        </w:tc>
+        <w:tc>
+          <w:tcPr>
+            <w:tcBorders>
+              <w:top w:val="single" w:sz="4" w:space="0" w:color="BFBFBF"/>
+              <w:bottom w:val="single" w:sz="4" w:space="0" w:color="BFBFBF"/>
+              <w:left w:val="single" w:sz="4" w:space="0" w:color="BFBFBF"/>
+              <w:right w:val="single" w:sz="4" w:space="0" w:color="BFBFBF"/>
+            </w:tcBorders>
+            <w:tcMar>
+              <w:top w:w="50" w:type="dxa"/>
+              <w:bottom w:w="50" w:type="dxa"/>
+              <w:left w:w="100" w:type="dxa"/>
+              <w:right w:w="100" w:type="dxa"/>
+            </w:tcMar>
+          </w:tcPr>
+          <w:p>
+            <w:pPr>
+              <w:pStyle w:val="Compact"/>
+              <w:spacing w:before="20" w:after="20" w:line="280" w:lineRule="exact"/>
+              <w:jc w:val="left"/>
+            </w:pPr>
+            <w:r>
+              <w:rPr>
+                <w:rFonts w:ascii="Arial" w:hAnsi="Arial" w:eastAsia="맑은 고딕"/>
+                <w:color w:val="333333"/>
+                <w:sz w:val="18"/>
+              </w:rPr>
+              <w:t xml:space="preserve">최대 200자</w:t>
+            </w:r>
+          </w:p>
+        </w:tc>
+        <w:tc>
+          <w:tcPr>
+            <w:tcBorders>
+              <w:top w:val="single" w:sz="4" w:space="0" w:color="BFBFBF"/>
+              <w:bottom w:val="single" w:sz="4" w:space="0" w:color="BFBFBF"/>
+              <w:left w:val="single" w:sz="4" w:space="0" w:color="BFBFBF"/>
+              <w:right w:val="single" w:sz="4" w:space="0" w:color="BFBFBF"/>
+            </w:tcBorders>
+            <w:tcMar>
+              <w:top w:w="50" w:type="dxa"/>
+              <w:bottom w:w="50" w:type="dxa"/>
+              <w:left w:w="100" w:type="dxa"/>
+              <w:right w:w="100" w:type="dxa"/>
+            </w:tcMar>
+          </w:tcPr>
+          <w:p>
+            <w:pPr>
+              <w:pStyle w:val="Compact"/>
+              <w:spacing w:before="20" w:after="20" w:line="280" w:lineRule="exact"/>
+              <w:jc w:val="left"/>
+            </w:pPr>
+            <w:r>
+              <w:rPr>
+                <w:rFonts w:ascii="Arial" w:hAnsi="Arial" w:eastAsia="맑은 고딕"/>
+                <w:color w:val="333333"/>
+                <w:sz w:val="18"/>
+              </w:rPr>
+              <w:t xml:space="preserve">고객 요청사항(배달 요청 메모 등)이다.</w:t>
+            </w:r>
+          </w:p>
+        </w:tc>
+      </w:tr>
+      <w:tr>
+        <w:trPr/>
+        <w:tc>
+          <w:tcPr>
+            <w:tcBorders>
+              <w:top w:val="single" w:sz="4" w:space="0" w:color="BFBFBF"/>
+              <w:bottom w:val="single" w:sz="4" w:space="0" w:color="BFBFBF"/>
+              <w:left w:val="single" w:sz="4" w:space="0" w:color="BFBFBF"/>
+              <w:right w:val="single" w:sz="4" w:space="0" w:color="BFBFBF"/>
+            </w:tcBorders>
+            <w:shd w:fill="F2F7FB" w:val="clear"/>
+            <w:tcMar>
+              <w:top w:w="50" w:type="dxa"/>
+              <w:bottom w:w="50" w:type="dxa"/>
+              <w:left w:w="100" w:type="dxa"/>
+              <w:right w:w="100" w:type="dxa"/>
+            </w:tcMar>
+          </w:tcPr>
+          <w:p>
+            <w:pPr>
+              <w:pStyle w:val="Compact"/>
+              <w:spacing w:before="20" w:after="20" w:line="280" w:lineRule="exact"/>
+              <w:jc w:val="left"/>
+            </w:pPr>
+            <w:r>
+              <w:rPr>
+                <w:rFonts w:ascii="Arial" w:hAnsi="Arial" w:eastAsia="맑은 고딕"/>
+                <w:b/>
+                <w:color w:val="333333"/>
+                <w:sz w:val="18"/>
+              </w:rPr>
+              <w:t xml:space="preserve">memos</w:t>
+            </w:r>
+          </w:p>
+        </w:tc>
+        <w:tc>
+          <w:tcPr>
+            <w:tcBorders>
+              <w:top w:val="single" w:sz="4" w:space="0" w:color="BFBFBF"/>
+              <w:bottom w:val="single" w:sz="4" w:space="0" w:color="BFBFBF"/>
+              <w:left w:val="single" w:sz="4" w:space="0" w:color="BFBFBF"/>
+              <w:right w:val="single" w:sz="4" w:space="0" w:color="BFBFBF"/>
+            </w:tcBorders>
+            <w:shd w:fill="F2F7FB" w:val="clear"/>
+            <w:tcMar>
+              <w:top w:w="50" w:type="dxa"/>
+              <w:bottom w:w="50" w:type="dxa"/>
+              <w:left w:w="100" w:type="dxa"/>
+              <w:right w:w="100" w:type="dxa"/>
+            </w:tcMar>
+          </w:tcPr>
+          <w:p>
+            <w:pPr>
+              <w:pStyle w:val="Compact"/>
+              <w:spacing w:before="20" w:after="20" w:line="280" w:lineRule="exact"/>
+              <w:jc w:val="left"/>
+            </w:pPr>
+            <w:r>
+              <w:rPr>
+                <w:rFonts w:ascii="Arial" w:hAnsi="Arial" w:eastAsia="맑은 고딕"/>
+                <w:color w:val="333333"/>
+                <w:sz w:val="18"/>
+              </w:rPr>
+              <w:t xml:space="preserve">JSON</w:t>
+            </w:r>
+          </w:p>
+        </w:tc>
+        <w:tc>
+          <w:tcPr>
+            <w:tcBorders>
+              <w:top w:val="single" w:sz="4" w:space="0" w:color="BFBFBF"/>
+              <w:bottom w:val="single" w:sz="4" w:space="0" w:color="BFBFBF"/>
+              <w:left w:val="single" w:sz="4" w:space="0" w:color="BFBFBF"/>
+              <w:right w:val="single" w:sz="4" w:space="0" w:color="BFBFBF"/>
+            </w:tcBorders>
+            <w:shd w:fill="F2F7FB" w:val="clear"/>
+            <w:tcMar>
+              <w:top w:w="50" w:type="dxa"/>
+              <w:bottom w:w="50" w:type="dxa"/>
+              <w:left w:w="100" w:type="dxa"/>
+              <w:right w:w="100" w:type="dxa"/>
+            </w:tcMar>
+          </w:tcPr>
+          <w:p>
+            <w:pPr>
+              <w:pStyle w:val="Compact"/>
+              <w:spacing w:before="20" w:after="20" w:line="280" w:lineRule="exact"/>
+              <w:jc w:val="center"/>
+            </w:pPr>
+            <w:r>
+              <w:rPr>
+                <w:rFonts w:ascii="Arial" w:hAnsi="Arial" w:eastAsia="맑은 고딕"/>
+                <w:color w:val="333333"/>
+                <w:sz w:val="18"/>
+              </w:rPr>
+              <w:t xml:space="preserve">Y</w:t>
+            </w:r>
+          </w:p>
+        </w:tc>
+        <w:tc>
+          <w:tcPr>
+            <w:tcBorders>
+              <w:top w:val="single" w:sz="4" w:space="0" w:color="BFBFBF"/>
+              <w:bottom w:val="single" w:sz="4" w:space="0" w:color="BFBFBF"/>
+              <w:left w:val="single" w:sz="4" w:space="0" w:color="BFBFBF"/>
+              <w:right w:val="single" w:sz="4" w:space="0" w:color="BFBFBF"/>
+            </w:tcBorders>
+            <w:shd w:fill="F2F7FB" w:val="clear"/>
+            <w:tcMar>
+              <w:top w:w="50" w:type="dxa"/>
+              <w:bottom w:w="50" w:type="dxa"/>
+              <w:left w:w="100" w:type="dxa"/>
+              <w:right w:w="100" w:type="dxa"/>
+            </w:tcMar>
+          </w:tcPr>
+          <w:p>
+            <w:pPr>
+              <w:pStyle w:val="Compact"/>
+              <w:spacing w:before="20" w:after="20" w:line="280" w:lineRule="exact"/>
+              <w:jc w:val="left"/>
+            </w:pPr>
+            <w:r>
+              <w:rPr>
+                <w:rFonts w:ascii="Arial" w:hAnsi="Arial" w:eastAsia="맑은 고딕"/>
+                <w:color w:val="333333"/>
+                <w:sz w:val="18"/>
+              </w:rPr>
+              <w:t xml:space="preserve">배열</w:t>
+            </w:r>
+          </w:p>
+        </w:tc>
+        <w:tc>
+          <w:tcPr>
+            <w:tcBorders>
+              <w:top w:val="single" w:sz="4" w:space="0" w:color="BFBFBF"/>
+              <w:bottom w:val="single" w:sz="4" w:space="0" w:color="BFBFBF"/>
+              <w:left w:val="single" w:sz="4" w:space="0" w:color="BFBFBF"/>
+              <w:right w:val="single" w:sz="4" w:space="0" w:color="BFBFBF"/>
+            </w:tcBorders>
+            <w:shd w:fill="F2F7FB" w:val="clear"/>
+            <w:tcMar>
+              <w:top w:w="50" w:type="dxa"/>
+              <w:bottom w:w="50" w:type="dxa"/>
+              <w:left w:w="100" w:type="dxa"/>
+              <w:right w:w="100" w:type="dxa"/>
+            </w:tcMar>
+          </w:tcPr>
+          <w:p>
+            <w:pPr>
+              <w:pStyle w:val="Compact"/>
+              <w:spacing w:before="20" w:after="20" w:line="280" w:lineRule="exact"/>
+              <w:jc w:val="left"/>
+            </w:pPr>
+            <w:r>
+              <w:rPr>
+                <w:rFonts w:ascii="Arial" w:hAnsi="Arial" w:eastAsia="맑은 고딕"/>
+                <w:color w:val="333333"/>
+                <w:sz w:val="18"/>
+              </w:rPr>
+              <w:t xml:space="preserve">[{id, content, createdBy, createdAt}] 관리자 메모 목록이다.</w:t>
+            </w:r>
+          </w:p>
+        </w:tc>
+      </w:tr>
+    </w:tbl>
+    <w:p>
+      <w:pPr>
+        <w:pStyle w:val="Heading4"/>
+      </w:pPr>
+      <w:bookmarkStart w:id="26" w:name="api-엔드포인트"/>
+      <w:r>
+        <w:t xml:space="preserve">API 엔드포인트</w:t>
+      </w:r>
+      <w:bookmarkEnd w:id="26"/>
+    </w:p>
+    <w:tbl>
+      <w:tblPr>
+        <w:tblStyle w:val="Table"/>
+        <w:jc w:val="center"/>
+        <w:tblLook w:firstRow="1"/>
+        <w:tblW w:w="5000" w:type="pct"/>
+      </w:tblPr>
+      <w:tblGrid>
+        <w:gridCol w:w="2640"/>
+        <w:gridCol w:w="2640"/>
+        <w:gridCol w:w="2640"/>
+      </w:tblGrid>
+      <w:tr>
+        <w:trPr>
+          <w:cnfStyle w:firstRow="1"/>
+          <w:tblHeader/>
+        </w:trPr>
+        <w:tc>
+          <w:tcPr>
+            <w:tcBorders>
+              <w:bottom w:val="single"/>
+            </w:tcBorders>
+            <w:vAlign w:val="bottom"/>
+            <w:tcBorders>
+              <w:top w:val="single" w:sz="6" w:space="0" w:color="2E75B6"/>
+              <w:bottom w:val="single" w:sz="6" w:space="0" w:color="2E75B6"/>
+              <w:left w:val="single" w:sz="4" w:space="0" w:color="BFBFBF"/>
+              <w:right w:val="single" w:sz="4" w:space="0" w:color="BFBFBF"/>
+            </w:tcBorders>
+            <w:shd w:fill="2E75B6" w:val="clear"/>
+            <w:tcMar>
+              <w:top w:w="50" w:type="dxa"/>
+              <w:bottom w:w="50" w:type="dxa"/>
+              <w:left w:w="100" w:type="dxa"/>
+              <w:right w:w="100" w:type="dxa"/>
+            </w:tcMar>
+          </w:tcPr>
+          <w:p>
+            <w:pPr>
+              <w:pStyle w:val="Compact"/>
+              <w:spacing w:before="20" w:after="20" w:line="280" w:lineRule="exact"/>
+              <w:jc w:val="left"/>
+            </w:pPr>
+            <w:r>
+              <w:rPr>
+                <w:rFonts w:ascii="Arial" w:hAnsi="Arial" w:eastAsia="맑은 고딕"/>
+                <w:b/>
+                <w:color w:val="FFFFFF"/>
+                <w:sz w:val="18"/>
+              </w:rPr>
+              <w:t xml:space="preserve">Method</w:t>
+            </w:r>
+          </w:p>
+        </w:tc>
+        <w:tc>
+          <w:tcPr>
+            <w:tcBorders>
+              <w:bottom w:val="single"/>
+            </w:tcBorders>
+            <w:vAlign w:val="bottom"/>
+            <w:tcBorders>
+              <w:top w:val="single" w:sz="6" w:space="0" w:color="2E75B6"/>
+              <w:bottom w:val="single" w:sz="6" w:space="0" w:color="2E75B6"/>
+              <w:left w:val="single" w:sz="4" w:space="0" w:color="BFBFBF"/>
+              <w:right w:val="single" w:sz="4" w:space="0" w:color="BFBFBF"/>
+            </w:tcBorders>
+            <w:shd w:fill="2E75B6" w:val="clear"/>
+            <w:tcMar>
+              <w:top w:w="50" w:type="dxa"/>
+              <w:bottom w:w="50" w:type="dxa"/>
+              <w:left w:w="100" w:type="dxa"/>
+              <w:right w:w="100" w:type="dxa"/>
+            </w:tcMar>
+          </w:tcPr>
+          <w:p>
+            <w:pPr>
+              <w:pStyle w:val="Compact"/>
+              <w:spacing w:before="20" w:after="20" w:line="280" w:lineRule="exact"/>
+              <w:jc w:val="left"/>
+            </w:pPr>
+            <w:r>
+              <w:rPr>
+                <w:rFonts w:ascii="Arial" w:hAnsi="Arial" w:eastAsia="맑은 고딕"/>
+                <w:b/>
+                <w:color w:val="FFFFFF"/>
+                <w:sz w:val="18"/>
+              </w:rPr>
+              <w:t xml:space="preserve">Path</w:t>
+            </w:r>
+          </w:p>
+        </w:tc>
+        <w:tc>
+          <w:tcPr>
+            <w:tcBorders>
+              <w:bottom w:val="single"/>
+            </w:tcBorders>
+            <w:vAlign w:val="bottom"/>
+            <w:tcBorders>
+              <w:top w:val="single" w:sz="6" w:space="0" w:color="2E75B6"/>
+              <w:bottom w:val="single" w:sz="6" w:space="0" w:color="2E75B6"/>
+              <w:left w:val="single" w:sz="4" w:space="0" w:color="BFBFBF"/>
+              <w:right w:val="single" w:sz="4" w:space="0" w:color="BFBFBF"/>
+            </w:tcBorders>
+            <w:shd w:fill="2E75B6" w:val="clear"/>
+            <w:tcMar>
+              <w:top w:w="50" w:type="dxa"/>
+              <w:bottom w:w="50" w:type="dxa"/>
+              <w:left w:w="100" w:type="dxa"/>
+              <w:right w:w="100" w:type="dxa"/>
+            </w:tcMar>
+          </w:tcPr>
+          <w:p>
+            <w:pPr>
+              <w:pStyle w:val="Compact"/>
+              <w:spacing w:before="20" w:after="20" w:line="280" w:lineRule="exact"/>
+              <w:jc w:val="left"/>
+            </w:pPr>
+            <w:r>
+              <w:rPr>
+                <w:rFonts w:ascii="Arial" w:hAnsi="Arial" w:eastAsia="맑은 고딕"/>
+                <w:b/>
+                <w:color w:val="FFFFFF"/>
+                <w:sz w:val="18"/>
+              </w:rPr>
+              <w:t xml:space="preserve">설명</w:t>
+            </w:r>
+          </w:p>
+        </w:tc>
+      </w:tr>
+      <w:tr>
+        <w:trPr/>
+        <w:tc>
+          <w:tcPr>
+            <w:tcBorders>
+              <w:top w:val="single" w:sz="4" w:space="0" w:color="BFBFBF"/>
+              <w:bottom w:val="single" w:sz="4" w:space="0" w:color="BFBFBF"/>
+              <w:left w:val="single" w:sz="4" w:space="0" w:color="BFBFBF"/>
+              <w:right w:val="single" w:sz="4" w:space="0" w:color="BFBFBF"/>
+            </w:tcBorders>
+            <w:tcMar>
+              <w:top w:w="50" w:type="dxa"/>
+              <w:bottom w:w="50" w:type="dxa"/>
+              <w:left w:w="100" w:type="dxa"/>
+              <w:right w:w="100" w:type="dxa"/>
+            </w:tcMar>
+          </w:tcPr>
+          <w:p>
+            <w:pPr>
+              <w:pStyle w:val="Compact"/>
+              <w:spacing w:before="20" w:after="20" w:line="280" w:lineRule="exact"/>
+              <w:jc w:val="left"/>
+            </w:pPr>
+            <w:r>
+              <w:rPr>
+                <w:rFonts w:ascii="Arial" w:hAnsi="Arial" w:eastAsia="맑은 고딕"/>
+                <w:color w:val="333333"/>
+                <w:sz w:val="18"/>
+              </w:rPr>
+              <w:t xml:space="preserve">GET</w:t>
+            </w:r>
+          </w:p>
+        </w:tc>
+        <w:tc>
+          <w:tcPr>
+            <w:tcBorders>
+              <w:top w:val="single" w:sz="4" w:space="0" w:color="BFBFBF"/>
+              <w:bottom w:val="single" w:sz="4" w:space="0" w:color="BFBFBF"/>
+              <w:left w:val="single" w:sz="4" w:space="0" w:color="BFBFBF"/>
+              <w:right w:val="single" w:sz="4" w:space="0" w:color="BFBFBF"/>
+            </w:tcBorders>
+            <w:tcMar>
+              <w:top w:w="50" w:type="dxa"/>
+              <w:bottom w:w="50" w:type="dxa"/>
+              <w:left w:w="100" w:type="dxa"/>
+              <w:right w:w="100" w:type="dxa"/>
+            </w:tcMar>
+          </w:tcPr>
+          <w:p>
+            <w:pPr>
+              <w:pStyle w:val="Compact"/>
+              <w:spacing w:before="20" w:after="20" w:line="280" w:lineRule="exact"/>
+              <w:jc w:val="left"/>
+            </w:pPr>
+            <w:r>
+              <w:rPr>
+                <w:rStyle w:val="VerbatimChar"/>
+                <w:rFonts w:ascii="Arial" w:hAnsi="Arial" w:eastAsia="맑은 고딕"/>
+                <w:color w:val="333333"/>
+                <w:sz w:val="18"/>
+              </w:rPr>
+              <w:t xml:space="preserve">/api/orders</w:t>
+            </w:r>
+          </w:p>
+        </w:tc>
+        <w:tc>
+          <w:tcPr>
+            <w:tcBorders>
+              <w:top w:val="single" w:sz="4" w:space="0" w:color="BFBFBF"/>
+              <w:bottom w:val="single" w:sz="4" w:space="0" w:color="BFBFBF"/>
+              <w:left w:val="single" w:sz="4" w:space="0" w:color="BFBFBF"/>
+              <w:right w:val="single" w:sz="4" w:space="0" w:color="BFBFBF"/>
+            </w:tcBorders>
+            <w:tcMar>
+              <w:top w:w="50" w:type="dxa"/>
+              <w:bottom w:w="50" w:type="dxa"/>
+              <w:left w:w="100" w:type="dxa"/>
+              <w:right w:w="100" w:type="dxa"/>
+            </w:tcMar>
+          </w:tcPr>
+          <w:p>
+            <w:pPr>
+              <w:pStyle w:val="Compact"/>
+              <w:spacing w:before="20" w:after="20" w:line="280" w:lineRule="exact"/>
+              <w:jc w:val="left"/>
+            </w:pPr>
+            <w:r>
+              <w:rPr>
+                <w:rFonts w:ascii="Arial" w:hAnsi="Arial" w:eastAsia="맑은 고딕"/>
+                <w:color w:val="333333"/>
+                <w:sz w:val="18"/>
+              </w:rPr>
+              <w:t xml:space="preserve">주문 목록 조회. Pagination + dateFrom/dateTo/orderType/status/storeId/keyword 필터이다.</w:t>
+            </w:r>
+          </w:p>
+        </w:tc>
+      </w:tr>
+      <w:tr>
+        <w:trPr/>
+        <w:tc>
+          <w:tcPr>
+            <w:tcBorders>
+              <w:top w:val="single" w:sz="4" w:space="0" w:color="BFBFBF"/>
+              <w:bottom w:val="single" w:sz="4" w:space="0" w:color="BFBFBF"/>
+              <w:left w:val="single" w:sz="4" w:space="0" w:color="BFBFBF"/>
+              <w:right w:val="single" w:sz="4" w:space="0" w:color="BFBFBF"/>
+            </w:tcBorders>
+            <w:shd w:fill="F2F7FB" w:val="clear"/>
+            <w:tcMar>
+              <w:top w:w="50" w:type="dxa"/>
+              <w:bottom w:w="50" w:type="dxa"/>
+              <w:left w:w="100" w:type="dxa"/>
+              <w:right w:w="100" w:type="dxa"/>
+            </w:tcMar>
+          </w:tcPr>
+          <w:p>
+            <w:pPr>
+              <w:pStyle w:val="Compact"/>
+              <w:spacing w:before="20" w:after="20" w:line="280" w:lineRule="exact"/>
+              <w:jc w:val="left"/>
+            </w:pPr>
+            <w:r>
+              <w:rPr>
+                <w:rFonts w:ascii="Arial" w:hAnsi="Arial" w:eastAsia="맑은 고딕"/>
+                <w:color w:val="333333"/>
+                <w:sz w:val="18"/>
+              </w:rPr>
+              <w:t xml:space="preserve">GET</w:t>
+            </w:r>
+          </w:p>
+        </w:tc>
+        <w:tc>
+          <w:tcPr>
+            <w:tcBorders>
+              <w:top w:val="single" w:sz="4" w:space="0" w:color="BFBFBF"/>
+              <w:bottom w:val="single" w:sz="4" w:space="0" w:color="BFBFBF"/>
+              <w:left w:val="single" w:sz="4" w:space="0" w:color="BFBFBF"/>
+              <w:right w:val="single" w:sz="4" w:space="0" w:color="BFBFBF"/>
+            </w:tcBorders>
+            <w:shd w:fill="F2F7FB" w:val="clear"/>
+            <w:tcMar>
+              <w:top w:w="50" w:type="dxa"/>
+              <w:bottom w:w="50" w:type="dxa"/>
+              <w:left w:w="100" w:type="dxa"/>
+              <w:right w:w="100" w:type="dxa"/>
+            </w:tcMar>
+          </w:tcPr>
+          <w:p>
+            <w:pPr>
+              <w:pStyle w:val="Compact"/>
+              <w:spacing w:before="20" w:after="20" w:line="280" w:lineRule="exact"/>
+              <w:jc w:val="left"/>
+            </w:pPr>
+            <w:r>
+              <w:rPr>
+                <w:rStyle w:val="VerbatimChar"/>
+                <w:rFonts w:ascii="Arial" w:hAnsi="Arial" w:eastAsia="맑은 고딕"/>
+                <w:color w:val="333333"/>
+                <w:sz w:val="18"/>
+              </w:rPr>
+              <w:t xml:space="preserve">/api/orders/:id</w:t>
+            </w:r>
+          </w:p>
+        </w:tc>
+        <w:tc>
+          <w:tcPr>
+            <w:tcBorders>
+              <w:top w:val="single" w:sz="4" w:space="0" w:color="BFBFBF"/>
+              <w:bottom w:val="single" w:sz="4" w:space="0" w:color="BFBFBF"/>
+              <w:left w:val="single" w:sz="4" w:space="0" w:color="BFBFBF"/>
+              <w:right w:val="single" w:sz="4" w:space="0" w:color="BFBFBF"/>
+            </w:tcBorders>
+            <w:shd w:fill="F2F7FB" w:val="clear"/>
+            <w:tcMar>
+              <w:top w:w="50" w:type="dxa"/>
+              <w:bottom w:w="50" w:type="dxa"/>
+              <w:left w:w="100" w:type="dxa"/>
+              <w:right w:w="100" w:type="dxa"/>
+            </w:tcMar>
+          </w:tcPr>
+          <w:p>
+            <w:pPr>
+              <w:pStyle w:val="Compact"/>
+              <w:spacing w:before="20" w:after="20" w:line="280" w:lineRule="exact"/>
+              <w:jc w:val="left"/>
+            </w:pPr>
+            <w:r>
+              <w:rPr>
+                <w:rFonts w:ascii="Arial" w:hAnsi="Arial" w:eastAsia="맑은 고딕"/>
+                <w:color w:val="333333"/>
+                <w:sz w:val="18"/>
+              </w:rPr>
+              <w:t xml:space="preserve">주문 상세 조회이다.</w:t>
+            </w:r>
+          </w:p>
+        </w:tc>
+      </w:tr>
+      <w:tr>
+        <w:trPr/>
+        <w:tc>
+          <w:tcPr>
+            <w:tcBorders>
+              <w:top w:val="single" w:sz="4" w:space="0" w:color="BFBFBF"/>
+              <w:bottom w:val="single" w:sz="4" w:space="0" w:color="BFBFBF"/>
+              <w:left w:val="single" w:sz="4" w:space="0" w:color="BFBFBF"/>
+              <w:right w:val="single" w:sz="4" w:space="0" w:color="BFBFBF"/>
+            </w:tcBorders>
+            <w:tcMar>
+              <w:top w:w="50" w:type="dxa"/>
+              <w:bottom w:w="50" w:type="dxa"/>
+              <w:left w:w="100" w:type="dxa"/>
+              <w:right w:w="100" w:type="dxa"/>
+            </w:tcMar>
+          </w:tcPr>
+          <w:p>
+            <w:pPr>
+              <w:pStyle w:val="Compact"/>
+              <w:spacing w:before="20" w:after="20" w:line="280" w:lineRule="exact"/>
+              <w:jc w:val="left"/>
+            </w:pPr>
+            <w:r>
+              <w:rPr>
+                <w:rFonts w:ascii="Arial" w:hAnsi="Arial" w:eastAsia="맑은 고딕"/>
+                <w:color w:val="333333"/>
+                <w:sz w:val="18"/>
+              </w:rPr>
+              <w:t xml:space="preserve">PATCH</w:t>
+            </w:r>
+          </w:p>
+        </w:tc>
+        <w:tc>
+          <w:tcPr>
+            <w:tcBorders>
+              <w:top w:val="single" w:sz="4" w:space="0" w:color="BFBFBF"/>
+              <w:bottom w:val="single" w:sz="4" w:space="0" w:color="BFBFBF"/>
+              <w:left w:val="single" w:sz="4" w:space="0" w:color="BFBFBF"/>
+              <w:right w:val="single" w:sz="4" w:space="0" w:color="BFBFBF"/>
+            </w:tcBorders>
+            <w:tcMar>
+              <w:top w:w="50" w:type="dxa"/>
+              <w:bottom w:w="50" w:type="dxa"/>
+              <w:left w:w="100" w:type="dxa"/>
+              <w:right w:w="100" w:type="dxa"/>
+            </w:tcMar>
+          </w:tcPr>
+          <w:p>
+            <w:pPr>
+              <w:pStyle w:val="Compact"/>
+              <w:spacing w:before="20" w:after="20" w:line="280" w:lineRule="exact"/>
+              <w:jc w:val="left"/>
+            </w:pPr>
+            <w:r>
+              <w:rPr>
+                <w:rStyle w:val="VerbatimChar"/>
+                <w:rFonts w:ascii="Arial" w:hAnsi="Arial" w:eastAsia="맑은 고딕"/>
+                <w:color w:val="333333"/>
+                <w:sz w:val="18"/>
+              </w:rPr>
+              <w:t xml:space="preserve">/api/orders/:id/status</w:t>
+            </w:r>
+          </w:p>
+        </w:tc>
+        <w:tc>
+          <w:tcPr>
+            <w:tcBorders>
+              <w:top w:val="single" w:sz="4" w:space="0" w:color="BFBFBF"/>
+              <w:bottom w:val="single" w:sz="4" w:space="0" w:color="BFBFBF"/>
+              <w:left w:val="single" w:sz="4" w:space="0" w:color="BFBFBF"/>
+              <w:right w:val="single" w:sz="4" w:space="0" w:color="BFBFBF"/>
+            </w:tcBorders>
+            <w:tcMar>
+              <w:top w:w="50" w:type="dxa"/>
+              <w:bottom w:w="50" w:type="dxa"/>
+              <w:left w:w="100" w:type="dxa"/>
+              <w:right w:w="100" w:type="dxa"/>
+            </w:tcMar>
+          </w:tcPr>
+          <w:p>
+            <w:pPr>
+              <w:pStyle w:val="Compact"/>
+              <w:spacing w:before="20" w:after="20" w:line="280" w:lineRule="exact"/>
+              <w:jc w:val="left"/>
+            </w:pPr>
+            <w:r>
+              <w:rPr>
+                <w:rFonts w:ascii="Arial" w:hAnsi="Arial" w:eastAsia="맑은 고딕"/>
+                <w:color w:val="333333"/>
+                <w:sz w:val="18"/>
+              </w:rPr>
+              <w:t xml:space="preserve">주문 상태 변경 (FSM 검증)이다.</w:t>
+            </w:r>
+          </w:p>
+        </w:tc>
+      </w:tr>
+      <w:tr>
+        <w:trPr/>
+        <w:tc>
+          <w:tcPr>
+            <w:tcBorders>
+              <w:top w:val="single" w:sz="4" w:space="0" w:color="BFBFBF"/>
+              <w:bottom w:val="single" w:sz="4" w:space="0" w:color="BFBFBF"/>
+              <w:left w:val="single" w:sz="4" w:space="0" w:color="BFBFBF"/>
+              <w:right w:val="single" w:sz="4" w:space="0" w:color="BFBFBF"/>
+            </w:tcBorders>
+            <w:shd w:fill="F2F7FB" w:val="clear"/>
+            <w:tcMar>
+              <w:top w:w="50" w:type="dxa"/>
+              <w:bottom w:w="50" w:type="dxa"/>
+              <w:left w:w="100" w:type="dxa"/>
+              <w:right w:w="100" w:type="dxa"/>
+            </w:tcMar>
+          </w:tcPr>
+          <w:p>
+            <w:pPr>
+              <w:pStyle w:val="Compact"/>
+              <w:spacing w:before="20" w:after="20" w:line="280" w:lineRule="exact"/>
+              <w:jc w:val="left"/>
+            </w:pPr>
+            <w:r>
+              <w:rPr>
+                <w:rFonts w:ascii="Arial" w:hAnsi="Arial" w:eastAsia="맑은 고딕"/>
+                <w:color w:val="333333"/>
+                <w:sz w:val="18"/>
+              </w:rPr>
+              <w:t xml:space="preserve">POST</w:t>
+            </w:r>
+          </w:p>
+        </w:tc>
+        <w:tc>
+          <w:tcPr>
+            <w:tcBorders>
+              <w:top w:val="single" w:sz="4" w:space="0" w:color="BFBFBF"/>
+              <w:bottom w:val="single" w:sz="4" w:space="0" w:color="BFBFBF"/>
+              <w:left w:val="single" w:sz="4" w:space="0" w:color="BFBFBF"/>
+              <w:right w:val="single" w:sz="4" w:space="0" w:color="BFBFBF"/>
+            </w:tcBorders>
+            <w:shd w:fill="F2F7FB" w:val="clear"/>
+            <w:tcMar>
+              <w:top w:w="50" w:type="dxa"/>
+              <w:bottom w:w="50" w:type="dxa"/>
+              <w:left w:w="100" w:type="dxa"/>
+              <w:right w:w="100" w:type="dxa"/>
+            </w:tcMar>
+          </w:tcPr>
+          <w:p>
+            <w:pPr>
+              <w:pStyle w:val="Compact"/>
+              <w:spacing w:before="20" w:after="20" w:line="280" w:lineRule="exact"/>
+              <w:jc w:val="left"/>
+            </w:pPr>
+            <w:r>
+              <w:rPr>
+                <w:rStyle w:val="VerbatimChar"/>
+                <w:rFonts w:ascii="Arial" w:hAnsi="Arial" w:eastAsia="맑은 고딕"/>
+                <w:color w:val="333333"/>
+                <w:sz w:val="18"/>
+              </w:rPr>
+              <w:t xml:space="preserve">/api/orders/:id/cancel</w:t>
+            </w:r>
+          </w:p>
+        </w:tc>
+        <w:tc>
+          <w:tcPr>
+            <w:tcBorders>
+              <w:top w:val="single" w:sz="4" w:space="0" w:color="BFBFBF"/>
+              <w:bottom w:val="single" w:sz="4" w:space="0" w:color="BFBFBF"/>
+              <w:left w:val="single" w:sz="4" w:space="0" w:color="BFBFBF"/>
+              <w:right w:val="single" w:sz="4" w:space="0" w:color="BFBFBF"/>
+            </w:tcBorders>
+            <w:shd w:fill="F2F7FB" w:val="clear"/>
+            <w:tcMar>
+              <w:top w:w="50" w:type="dxa"/>
+              <w:bottom w:w="50" w:type="dxa"/>
+              <w:left w:w="100" w:type="dxa"/>
+              <w:right w:w="100" w:type="dxa"/>
+            </w:tcMar>
+          </w:tcPr>
+          <w:p>
+            <w:pPr>
+              <w:pStyle w:val="Compact"/>
+              <w:spacing w:before="20" w:after="20" w:line="280" w:lineRule="exact"/>
+              <w:jc w:val="left"/>
+            </w:pPr>
+            <w:r>
+              <w:rPr>
+                <w:rFonts w:ascii="Arial" w:hAnsi="Arial" w:eastAsia="맑은 고딕"/>
+                <w:color w:val="333333"/>
+                <w:sz w:val="18"/>
+              </w:rPr>
+              <w:t xml:space="preserve">주문 전체 취소. 쿠폰/포인트/E쿠폰 자동 환원이다.</w:t>
+            </w:r>
+          </w:p>
+        </w:tc>
+      </w:tr>
+      <w:tr>
+        <w:trPr/>
+        <w:tc>
+          <w:tcPr>
+            <w:tcBorders>
+              <w:top w:val="single" w:sz="4" w:space="0" w:color="BFBFBF"/>
+              <w:bottom w:val="single" w:sz="4" w:space="0" w:color="BFBFBF"/>
+              <w:left w:val="single" w:sz="4" w:space="0" w:color="BFBFBF"/>
+              <w:right w:val="single" w:sz="4" w:space="0" w:color="BFBFBF"/>
+            </w:tcBorders>
+            <w:tcMar>
+              <w:top w:w="50" w:type="dxa"/>
+              <w:bottom w:w="50" w:type="dxa"/>
+              <w:left w:w="100" w:type="dxa"/>
+              <w:right w:w="100" w:type="dxa"/>
+            </w:tcMar>
+          </w:tcPr>
+          <w:p>
+            <w:pPr>
+              <w:pStyle w:val="Compact"/>
+              <w:spacing w:before="20" w:after="20" w:line="280" w:lineRule="exact"/>
+              <w:jc w:val="left"/>
+            </w:pPr>
+            <w:r>
+              <w:rPr>
+                <w:rFonts w:ascii="Arial" w:hAnsi="Arial" w:eastAsia="맑은 고딕"/>
+                <w:color w:val="333333"/>
+                <w:sz w:val="18"/>
+              </w:rPr>
+              <w:t xml:space="preserve">POST</w:t>
+            </w:r>
+          </w:p>
+        </w:tc>
+        <w:tc>
+          <w:tcPr>
+            <w:tcBorders>
+              <w:top w:val="single" w:sz="4" w:space="0" w:color="BFBFBF"/>
+              <w:bottom w:val="single" w:sz="4" w:space="0" w:color="BFBFBF"/>
+              <w:left w:val="single" w:sz="4" w:space="0" w:color="BFBFBF"/>
+              <w:right w:val="single" w:sz="4" w:space="0" w:color="BFBFBF"/>
+            </w:tcBorders>
+            <w:tcMar>
+              <w:top w:w="50" w:type="dxa"/>
+              <w:bottom w:w="50" w:type="dxa"/>
+              <w:left w:w="100" w:type="dxa"/>
+              <w:right w:w="100" w:type="dxa"/>
+            </w:tcMar>
+          </w:tcPr>
+          <w:p>
+            <w:pPr>
+              <w:pStyle w:val="Compact"/>
+              <w:spacing w:before="20" w:after="20" w:line="280" w:lineRule="exact"/>
+              <w:jc w:val="left"/>
+            </w:pPr>
+            <w:r>
+              <w:rPr>
+                <w:rStyle w:val="VerbatimChar"/>
+                <w:rFonts w:ascii="Arial" w:hAnsi="Arial" w:eastAsia="맑은 고딕"/>
+                <w:color w:val="333333"/>
+                <w:sz w:val="18"/>
+              </w:rPr>
+              <w:t xml:space="preserve">/api/orders/:id/payments/:paymentItemId/cancel</w:t>
+            </w:r>
+          </w:p>
+        </w:tc>
+        <w:tc>
+          <w:tcPr>
+            <w:tcBorders>
+              <w:top w:val="single" w:sz="4" w:space="0" w:color="BFBFBF"/>
+              <w:bottom w:val="single" w:sz="4" w:space="0" w:color="BFBFBF"/>
+              <w:left w:val="single" w:sz="4" w:space="0" w:color="BFBFBF"/>
+              <w:right w:val="single" w:sz="4" w:space="0" w:color="BFBFBF"/>
+            </w:tcBorders>
+            <w:tcMar>
+              <w:top w:w="50" w:type="dxa"/>
+              <w:bottom w:w="50" w:type="dxa"/>
+              <w:left w:w="100" w:type="dxa"/>
+              <w:right w:w="100" w:type="dxa"/>
+            </w:tcMar>
+          </w:tcPr>
+          <w:p>
+            <w:pPr>
+              <w:pStyle w:val="Compact"/>
+              <w:spacing w:before="20" w:after="20" w:line="280" w:lineRule="exact"/>
+              <w:jc w:val="left"/>
+            </w:pPr>
+            <w:r>
+              <w:rPr>
+                <w:rFonts w:ascii="Arial" w:hAnsi="Arial" w:eastAsia="맑은 고딕"/>
+                <w:color w:val="333333"/>
+                <w:sz w:val="18"/>
+              </w:rPr>
+              <w:t xml:space="preserve">복합결제 개별 결제수단 취소다.</w:t>
+            </w:r>
+          </w:p>
+        </w:tc>
+      </w:tr>
+      <w:tr>
+        <w:trPr/>
+        <w:tc>
+          <w:tcPr>
+            <w:tcBorders>
+              <w:top w:val="single" w:sz="4" w:space="0" w:color="BFBFBF"/>
+              <w:bottom w:val="single" w:sz="4" w:space="0" w:color="BFBFBF"/>
+              <w:left w:val="single" w:sz="4" w:space="0" w:color="BFBFBF"/>
+              <w:right w:val="single" w:sz="4" w:space="0" w:color="BFBFBF"/>
+            </w:tcBorders>
+            <w:shd w:fill="F2F7FB" w:val="clear"/>
+            <w:tcMar>
+              <w:top w:w="50" w:type="dxa"/>
+              <w:bottom w:w="50" w:type="dxa"/>
+              <w:left w:w="100" w:type="dxa"/>
+              <w:right w:w="100" w:type="dxa"/>
+            </w:tcMar>
+          </w:tcPr>
+          <w:p>
+            <w:pPr>
+              <w:pStyle w:val="Compact"/>
+              <w:spacing w:before="20" w:after="20" w:line="280" w:lineRule="exact"/>
+              <w:jc w:val="left"/>
+            </w:pPr>
+            <w:r>
+              <w:rPr>
+                <w:rFonts w:ascii="Arial" w:hAnsi="Arial" w:eastAsia="맑은 고딕"/>
+                <w:color w:val="333333"/>
+                <w:sz w:val="18"/>
+              </w:rPr>
+              <w:t xml:space="preserve">POST</w:t>
+            </w:r>
+          </w:p>
+        </w:tc>
+        <w:tc>
+          <w:tcPr>
+            <w:tcBorders>
+              <w:top w:val="single" w:sz="4" w:space="0" w:color="BFBFBF"/>
+              <w:bottom w:val="single" w:sz="4" w:space="0" w:color="BFBFBF"/>
+              <w:left w:val="single" w:sz="4" w:space="0" w:color="BFBFBF"/>
+              <w:right w:val="single" w:sz="4" w:space="0" w:color="BFBFBF"/>
+            </w:tcBorders>
+            <w:shd w:fill="F2F7FB" w:val="clear"/>
+            <w:tcMar>
+              <w:top w:w="50" w:type="dxa"/>
+              <w:bottom w:w="50" w:type="dxa"/>
+              <w:left w:w="100" w:type="dxa"/>
+              <w:right w:w="100" w:type="dxa"/>
+            </w:tcMar>
+          </w:tcPr>
+          <w:p>
+            <w:pPr>
+              <w:pStyle w:val="Compact"/>
+              <w:spacing w:before="20" w:after="20" w:line="280" w:lineRule="exact"/>
+              <w:jc w:val="left"/>
+            </w:pPr>
+            <w:r>
+              <w:rPr>
+                <w:rStyle w:val="VerbatimChar"/>
+                <w:rFonts w:ascii="Arial" w:hAnsi="Arial" w:eastAsia="맑은 고딕"/>
+                <w:color w:val="333333"/>
+                <w:sz w:val="18"/>
+              </w:rPr>
+              <w:t xml:space="preserve">/api/orders/:id/memos</w:t>
+            </w:r>
+          </w:p>
+        </w:tc>
+        <w:tc>
+          <w:tcPr>
+            <w:tcBorders>
+              <w:top w:val="single" w:sz="4" w:space="0" w:color="BFBFBF"/>
+              <w:bottom w:val="single" w:sz="4" w:space="0" w:color="BFBFBF"/>
+              <w:left w:val="single" w:sz="4" w:space="0" w:color="BFBFBF"/>
+              <w:right w:val="single" w:sz="4" w:space="0" w:color="BFBFBF"/>
+            </w:tcBorders>
+            <w:shd w:fill="F2F7FB" w:val="clear"/>
+            <w:tcMar>
+              <w:top w:w="50" w:type="dxa"/>
+              <w:bottom w:w="50" w:type="dxa"/>
+              <w:left w:w="100" w:type="dxa"/>
+              <w:right w:w="100" w:type="dxa"/>
+            </w:tcMar>
+          </w:tcPr>
+          <w:p>
+            <w:pPr>
+              <w:pStyle w:val="Compact"/>
+              <w:spacing w:before="20" w:after="20" w:line="280" w:lineRule="exact"/>
+              <w:jc w:val="left"/>
+            </w:pPr>
+            <w:r>
+              <w:rPr>
+                <w:rFonts w:ascii="Arial" w:hAnsi="Arial" w:eastAsia="맑은 고딕"/>
+                <w:color w:val="333333"/>
+                <w:sz w:val="18"/>
+              </w:rPr>
+              <w:t xml:space="preserve">관리자 메모 추가다.</w:t>
+            </w:r>
+          </w:p>
+        </w:tc>
+      </w:tr>
+      <w:tr>
+        <w:trPr/>
+        <w:tc>
+          <w:tcPr>
+            <w:tcBorders>
+              <w:top w:val="single" w:sz="4" w:space="0" w:color="BFBFBF"/>
+              <w:bottom w:val="single" w:sz="4" w:space="0" w:color="BFBFBF"/>
+              <w:left w:val="single" w:sz="4" w:space="0" w:color="BFBFBF"/>
+              <w:right w:val="single" w:sz="4" w:space="0" w:color="BFBFBF"/>
+            </w:tcBorders>
+            <w:tcMar>
+              <w:top w:w="50" w:type="dxa"/>
+              <w:bottom w:w="50" w:type="dxa"/>
+              <w:left w:w="100" w:type="dxa"/>
+              <w:right w:w="100" w:type="dxa"/>
+            </w:tcMar>
+          </w:tcPr>
+          <w:p>
+            <w:pPr>
+              <w:pStyle w:val="Compact"/>
+              <w:spacing w:before="20" w:after="20" w:line="280" w:lineRule="exact"/>
+              <w:jc w:val="left"/>
+            </w:pPr>
+            <w:r>
+              <w:rPr>
+                <w:rFonts w:ascii="Arial" w:hAnsi="Arial" w:eastAsia="맑은 고딕"/>
+                <w:color w:val="333333"/>
+                <w:sz w:val="18"/>
+              </w:rPr>
+              <w:t xml:space="preserve">POST</w:t>
+            </w:r>
+          </w:p>
+        </w:tc>
+        <w:tc>
+          <w:tcPr>
+            <w:tcBorders>
+              <w:top w:val="single" w:sz="4" w:space="0" w:color="BFBFBF"/>
+              <w:bottom w:val="single" w:sz="4" w:space="0" w:color="BFBFBF"/>
+              <w:left w:val="single" w:sz="4" w:space="0" w:color="BFBFBF"/>
+              <w:right w:val="single" w:sz="4" w:space="0" w:color="BFBFBF"/>
+            </w:tcBorders>
+            <w:tcMar>
+              <w:top w:w="50" w:type="dxa"/>
+              <w:bottom w:w="50" w:type="dxa"/>
+              <w:left w:w="100" w:type="dxa"/>
+              <w:right w:w="100" w:type="dxa"/>
+            </w:tcMar>
+          </w:tcPr>
+          <w:p>
+            <w:pPr>
+              <w:pStyle w:val="Compact"/>
+              <w:spacing w:before="20" w:after="20" w:line="280" w:lineRule="exact"/>
+              <w:jc w:val="left"/>
+            </w:pPr>
+            <w:r>
+              <w:rPr>
+                <w:rStyle w:val="VerbatimChar"/>
+                <w:rFonts w:ascii="Arial" w:hAnsi="Arial" w:eastAsia="맑은 고딕"/>
+                <w:color w:val="333333"/>
+                <w:sz w:val="18"/>
+              </w:rPr>
+              <w:t xml:space="preserve">/api/orders/export</w:t>
+            </w:r>
+          </w:p>
+        </w:tc>
+        <w:tc>
+          <w:tcPr>
+            <w:tcBorders>
+              <w:top w:val="single" w:sz="4" w:space="0" w:color="BFBFBF"/>
+              <w:bottom w:val="single" w:sz="4" w:space="0" w:color="BFBFBF"/>
+              <w:left w:val="single" w:sz="4" w:space="0" w:color="BFBFBF"/>
+              <w:right w:val="single" w:sz="4" w:space="0" w:color="BFBFBF"/>
+            </w:tcBorders>
+            <w:tcMar>
+              <w:top w:w="50" w:type="dxa"/>
+              <w:bottom w:w="50" w:type="dxa"/>
+              <w:left w:w="100" w:type="dxa"/>
+              <w:right w:w="100" w:type="dxa"/>
+            </w:tcMar>
+          </w:tcPr>
+          <w:p>
+            <w:pPr>
+              <w:pStyle w:val="Compact"/>
+              <w:spacing w:before="20" w:after="20" w:line="280" w:lineRule="exact"/>
+              <w:jc w:val="left"/>
+            </w:pPr>
+            <w:r>
+              <w:rPr>
+                <w:rFonts w:ascii="Arial" w:hAnsi="Arial" w:eastAsia="맑은 고딕"/>
+                <w:color w:val="333333"/>
+                <w:sz w:val="18"/>
+              </w:rPr>
+              <w:t xml:space="preserve">엑셀 내보내기 (비동기, 선택 컬럼 OrderExportColumn 기반)다.</w:t>
             </w:r>
           </w:p>
         </w:tc>

--- a/docs/docx/01_기획명세서/spec_order.docx
+++ b/docs/docx/01_기획명세서/spec_order.docx
@@ -7911,6 +7911,2897 @@
       </w:r>
       <w:r>
         <w:t xml:space="preserve">— 부분취소 불가 PG사 대응을 위한 전액취소→재결제 플로우 구현이 필요하다.</w:t>
+      </w:r>
+    </w:p>
+    <w:p>
+      <w:r>
+        <w:pict>
+          <v:rect style="width:0;height:1.5pt" o:hralign="center" o:hrstd="t" o:hr="t"/>
+        </w:pict>
+      </w:r>
+    </w:p>
+    <w:p>
+      <w:pPr>
+        <w:pStyle w:val="Heading2"/>
+      </w:pPr>
+      <w:bookmarkStart w:id="27" w:name="정상작동-시나리오"/>
+      <w:r>
+        <w:t xml:space="preserve">3. 정상작동 시나리오</w:t>
+      </w:r>
+      <w:bookmarkEnd w:id="27"/>
+    </w:p>
+    <w:p>
+      <w:pPr>
+        <w:pStyle w:val="Heading3"/>
+      </w:pPr>
+      <w:bookmarkStart w:id="28" w:name="시나리오-1-주문-접수-완료"/>
+      <w:r>
+        <w:t xml:space="preserve">시나리오 1: 주문 접수 → 완료</w:t>
+      </w:r>
+      <w:bookmarkEnd w:id="28"/>
+    </w:p>
+    <w:tbl>
+      <w:tblPr>
+        <w:tblStyle w:val="Table"/>
+        <w:jc w:val="center"/>
+        <w:tblLook w:firstRow="1"/>
+        <w:tblW w:w="5000" w:type="pct"/>
+      </w:tblPr>
+      <w:tblGrid>
+        <w:gridCol w:w="2329"/>
+        <w:gridCol w:w="1863"/>
+        <w:gridCol w:w="1863"/>
+        <w:gridCol w:w="1863"/>
+      </w:tblGrid>
+      <w:tr>
+        <w:trPr>
+          <w:cnfStyle w:firstRow="1"/>
+          <w:tblHeader/>
+        </w:trPr>
+        <w:tc>
+          <w:tcPr>
+            <w:tcBorders>
+              <w:bottom w:val="single"/>
+            </w:tcBorders>
+            <w:vAlign w:val="bottom"/>
+            <w:tcBorders>
+              <w:top w:val="single" w:sz="6" w:space="0" w:color="2E75B6"/>
+              <w:bottom w:val="single" w:sz="6" w:space="0" w:color="2E75B6"/>
+              <w:left w:val="single" w:sz="4" w:space="0" w:color="BFBFBF"/>
+              <w:right w:val="single" w:sz="4" w:space="0" w:color="BFBFBF"/>
+            </w:tcBorders>
+            <w:shd w:fill="2E75B6" w:val="clear"/>
+            <w:tcMar>
+              <w:top w:w="50" w:type="dxa"/>
+              <w:bottom w:w="50" w:type="dxa"/>
+              <w:left w:w="100" w:type="dxa"/>
+              <w:right w:w="100" w:type="dxa"/>
+            </w:tcMar>
+          </w:tcPr>
+          <w:p>
+            <w:pPr>
+              <w:pStyle w:val="Compact"/>
+              <w:spacing w:before="20" w:after="20" w:line="280" w:lineRule="exact"/>
+              <w:jc w:val="left"/>
+            </w:pPr>
+            <w:r>
+              <w:rPr>
+                <w:rFonts w:ascii="Arial" w:hAnsi="Arial" w:eastAsia="맑은 고딕"/>
+                <w:b/>
+                <w:color w:val="FFFFFF"/>
+                <w:sz w:val="18"/>
+              </w:rPr>
+              <w:t xml:space="preserve">단계</w:t>
+            </w:r>
+          </w:p>
+        </w:tc>
+        <w:tc>
+          <w:tcPr>
+            <w:tcBorders>
+              <w:bottom w:val="single"/>
+            </w:tcBorders>
+            <w:vAlign w:val="bottom"/>
+            <w:tcBorders>
+              <w:top w:val="single" w:sz="6" w:space="0" w:color="2E75B6"/>
+              <w:bottom w:val="single" w:sz="6" w:space="0" w:color="2E75B6"/>
+              <w:left w:val="single" w:sz="4" w:space="0" w:color="BFBFBF"/>
+              <w:right w:val="single" w:sz="4" w:space="0" w:color="BFBFBF"/>
+            </w:tcBorders>
+            <w:shd w:fill="2E75B6" w:val="clear"/>
+            <w:tcMar>
+              <w:top w:w="50" w:type="dxa"/>
+              <w:bottom w:w="50" w:type="dxa"/>
+              <w:left w:w="100" w:type="dxa"/>
+              <w:right w:w="100" w:type="dxa"/>
+            </w:tcMar>
+          </w:tcPr>
+          <w:p>
+            <w:pPr>
+              <w:pStyle w:val="Compact"/>
+              <w:spacing w:before="20" w:after="20" w:line="280" w:lineRule="exact"/>
+              <w:jc w:val="left"/>
+            </w:pPr>
+            <w:r>
+              <w:rPr>
+                <w:rFonts w:ascii="Arial" w:hAnsi="Arial" w:eastAsia="맑은 고딕"/>
+                <w:b/>
+                <w:color w:val="FFFFFF"/>
+                <w:sz w:val="18"/>
+              </w:rPr>
+              <w:t xml:space="preserve">사용자 행동</w:t>
+            </w:r>
+          </w:p>
+        </w:tc>
+        <w:tc>
+          <w:tcPr>
+            <w:tcBorders>
+              <w:bottom w:val="single"/>
+            </w:tcBorders>
+            <w:vAlign w:val="bottom"/>
+            <w:tcBorders>
+              <w:top w:val="single" w:sz="6" w:space="0" w:color="2E75B6"/>
+              <w:bottom w:val="single" w:sz="6" w:space="0" w:color="2E75B6"/>
+              <w:left w:val="single" w:sz="4" w:space="0" w:color="BFBFBF"/>
+              <w:right w:val="single" w:sz="4" w:space="0" w:color="BFBFBF"/>
+            </w:tcBorders>
+            <w:shd w:fill="2E75B6" w:val="clear"/>
+            <w:tcMar>
+              <w:top w:w="50" w:type="dxa"/>
+              <w:bottom w:w="50" w:type="dxa"/>
+              <w:left w:w="100" w:type="dxa"/>
+              <w:right w:w="100" w:type="dxa"/>
+            </w:tcMar>
+          </w:tcPr>
+          <w:p>
+            <w:pPr>
+              <w:pStyle w:val="Compact"/>
+              <w:spacing w:before="20" w:after="20" w:line="280" w:lineRule="exact"/>
+              <w:jc w:val="left"/>
+            </w:pPr>
+            <w:r>
+              <w:rPr>
+                <w:rFonts w:ascii="Arial" w:hAnsi="Arial" w:eastAsia="맑은 고딕"/>
+                <w:b/>
+                <w:color w:val="FFFFFF"/>
+                <w:sz w:val="18"/>
+              </w:rPr>
+              <w:t xml:space="preserve">시스템 응답</w:t>
+            </w:r>
+          </w:p>
+        </w:tc>
+        <w:tc>
+          <w:tcPr>
+            <w:tcBorders>
+              <w:bottom w:val="single"/>
+            </w:tcBorders>
+            <w:vAlign w:val="bottom"/>
+            <w:tcBorders>
+              <w:top w:val="single" w:sz="6" w:space="0" w:color="2E75B6"/>
+              <w:bottom w:val="single" w:sz="6" w:space="0" w:color="2E75B6"/>
+              <w:left w:val="single" w:sz="4" w:space="0" w:color="BFBFBF"/>
+              <w:right w:val="single" w:sz="4" w:space="0" w:color="BFBFBF"/>
+            </w:tcBorders>
+            <w:shd w:fill="2E75B6" w:val="clear"/>
+            <w:tcMar>
+              <w:top w:w="50" w:type="dxa"/>
+              <w:bottom w:w="50" w:type="dxa"/>
+              <w:left w:w="100" w:type="dxa"/>
+              <w:right w:w="100" w:type="dxa"/>
+            </w:tcMar>
+          </w:tcPr>
+          <w:p>
+            <w:pPr>
+              <w:pStyle w:val="Compact"/>
+              <w:spacing w:before="20" w:after="20" w:line="280" w:lineRule="exact"/>
+              <w:jc w:val="left"/>
+            </w:pPr>
+            <w:r>
+              <w:rPr>
+                <w:rFonts w:ascii="Arial" w:hAnsi="Arial" w:eastAsia="맑은 고딕"/>
+                <w:b/>
+                <w:color w:val="FFFFFF"/>
+                <w:sz w:val="18"/>
+              </w:rPr>
+              <w:t xml:space="preserve">검증 포인트</w:t>
+            </w:r>
+          </w:p>
+        </w:tc>
+      </w:tr>
+      <w:tr>
+        <w:trPr/>
+        <w:tc>
+          <w:tcPr>
+            <w:tcBorders>
+              <w:top w:val="single" w:sz="4" w:space="0" w:color="BFBFBF"/>
+              <w:bottom w:val="single" w:sz="4" w:space="0" w:color="BFBFBF"/>
+              <w:left w:val="single" w:sz="4" w:space="0" w:color="BFBFBF"/>
+              <w:right w:val="single" w:sz="4" w:space="0" w:color="BFBFBF"/>
+            </w:tcBorders>
+            <w:tcMar>
+              <w:top w:w="50" w:type="dxa"/>
+              <w:bottom w:w="50" w:type="dxa"/>
+              <w:left w:w="100" w:type="dxa"/>
+              <w:right w:w="100" w:type="dxa"/>
+            </w:tcMar>
+          </w:tcPr>
+          <w:p>
+            <w:pPr>
+              <w:pStyle w:val="Compact"/>
+              <w:spacing w:before="20" w:after="20" w:line="280" w:lineRule="exact"/>
+              <w:jc w:val="left"/>
+            </w:pPr>
+            <w:r>
+              <w:rPr>
+                <w:rFonts w:ascii="Arial" w:hAnsi="Arial" w:eastAsia="맑은 고딕"/>
+                <w:color w:val="333333"/>
+                <w:sz w:val="18"/>
+              </w:rPr>
+              <w:t xml:space="preserve">1</w:t>
+            </w:r>
+          </w:p>
+        </w:tc>
+        <w:tc>
+          <w:tcPr>
+            <w:tcBorders>
+              <w:top w:val="single" w:sz="4" w:space="0" w:color="BFBFBF"/>
+              <w:bottom w:val="single" w:sz="4" w:space="0" w:color="BFBFBF"/>
+              <w:left w:val="single" w:sz="4" w:space="0" w:color="BFBFBF"/>
+              <w:right w:val="single" w:sz="4" w:space="0" w:color="BFBFBF"/>
+            </w:tcBorders>
+            <w:tcMar>
+              <w:top w:w="50" w:type="dxa"/>
+              <w:bottom w:w="50" w:type="dxa"/>
+              <w:left w:w="100" w:type="dxa"/>
+              <w:right w:w="100" w:type="dxa"/>
+            </w:tcMar>
+          </w:tcPr>
+          <w:p>
+            <w:pPr>
+              <w:pStyle w:val="Compact"/>
+              <w:spacing w:before="20" w:after="20" w:line="280" w:lineRule="exact"/>
+              <w:jc w:val="left"/>
+            </w:pPr>
+            <w:r>
+              <w:rPr>
+                <w:rFonts w:ascii="Arial" w:hAnsi="Arial" w:eastAsia="맑은 고딕"/>
+                <w:color w:val="333333"/>
+                <w:sz w:val="18"/>
+              </w:rPr>
+              <w:t xml:space="preserve">주문 목록 페이지 진입</w:t>
+            </w:r>
+          </w:p>
+        </w:tc>
+        <w:tc>
+          <w:tcPr>
+            <w:tcBorders>
+              <w:top w:val="single" w:sz="4" w:space="0" w:color="BFBFBF"/>
+              <w:bottom w:val="single" w:sz="4" w:space="0" w:color="BFBFBF"/>
+              <w:left w:val="single" w:sz="4" w:space="0" w:color="BFBFBF"/>
+              <w:right w:val="single" w:sz="4" w:space="0" w:color="BFBFBF"/>
+            </w:tcBorders>
+            <w:tcMar>
+              <w:top w:w="50" w:type="dxa"/>
+              <w:bottom w:w="50" w:type="dxa"/>
+              <w:left w:w="100" w:type="dxa"/>
+              <w:right w:w="100" w:type="dxa"/>
+            </w:tcMar>
+          </w:tcPr>
+          <w:p>
+            <w:pPr>
+              <w:pStyle w:val="Compact"/>
+              <w:spacing w:before="20" w:after="20" w:line="280" w:lineRule="exact"/>
+              <w:jc w:val="left"/>
+            </w:pPr>
+            <w:r>
+              <w:rPr>
+                <w:rFonts w:ascii="Arial" w:hAnsi="Arial" w:eastAsia="맑은 고딕"/>
+                <w:color w:val="333333"/>
+                <w:sz w:val="18"/>
+              </w:rPr>
+              <w:t xml:space="preserve">당일 주문 최신순 로드</w:t>
+            </w:r>
+          </w:p>
+        </w:tc>
+        <w:tc>
+          <w:tcPr>
+            <w:tcBorders>
+              <w:top w:val="single" w:sz="4" w:space="0" w:color="BFBFBF"/>
+              <w:bottom w:val="single" w:sz="4" w:space="0" w:color="BFBFBF"/>
+              <w:left w:val="single" w:sz="4" w:space="0" w:color="BFBFBF"/>
+              <w:right w:val="single" w:sz="4" w:space="0" w:color="BFBFBF"/>
+            </w:tcBorders>
+            <w:tcMar>
+              <w:top w:w="50" w:type="dxa"/>
+              <w:bottom w:w="50" w:type="dxa"/>
+              <w:left w:w="100" w:type="dxa"/>
+              <w:right w:w="100" w:type="dxa"/>
+            </w:tcMar>
+          </w:tcPr>
+          <w:p>
+            <w:pPr>
+              <w:pStyle w:val="Compact"/>
+              <w:spacing w:before="20" w:after="20" w:line="280" w:lineRule="exact"/>
+              <w:jc w:val="left"/>
+            </w:pPr>
+            <w:r>
+              <w:rPr>
+                <w:rFonts w:ascii="Arial" w:hAnsi="Arial" w:eastAsia="맑은 고딕"/>
+                <w:color w:val="333333"/>
+                <w:sz w:val="18"/>
+              </w:rPr>
+              <w:t xml:space="preserve">기본 필터=당일, 페이지네이션</w:t>
+            </w:r>
+          </w:p>
+        </w:tc>
+      </w:tr>
+      <w:tr>
+        <w:trPr/>
+        <w:tc>
+          <w:tcPr>
+            <w:tcBorders>
+              <w:top w:val="single" w:sz="4" w:space="0" w:color="BFBFBF"/>
+              <w:bottom w:val="single" w:sz="4" w:space="0" w:color="BFBFBF"/>
+              <w:left w:val="single" w:sz="4" w:space="0" w:color="BFBFBF"/>
+              <w:right w:val="single" w:sz="4" w:space="0" w:color="BFBFBF"/>
+            </w:tcBorders>
+            <w:shd w:fill="F2F7FB" w:val="clear"/>
+            <w:tcMar>
+              <w:top w:w="50" w:type="dxa"/>
+              <w:bottom w:w="50" w:type="dxa"/>
+              <w:left w:w="100" w:type="dxa"/>
+              <w:right w:w="100" w:type="dxa"/>
+            </w:tcMar>
+          </w:tcPr>
+          <w:p>
+            <w:pPr>
+              <w:pStyle w:val="Compact"/>
+              <w:spacing w:before="20" w:after="20" w:line="280" w:lineRule="exact"/>
+              <w:jc w:val="left"/>
+            </w:pPr>
+            <w:r>
+              <w:rPr>
+                <w:rFonts w:ascii="Arial" w:hAnsi="Arial" w:eastAsia="맑은 고딕"/>
+                <w:color w:val="333333"/>
+                <w:sz w:val="18"/>
+              </w:rPr>
+              <w:t xml:space="preserve">2</w:t>
+            </w:r>
+          </w:p>
+        </w:tc>
+        <w:tc>
+          <w:tcPr>
+            <w:tcBorders>
+              <w:top w:val="single" w:sz="4" w:space="0" w:color="BFBFBF"/>
+              <w:bottom w:val="single" w:sz="4" w:space="0" w:color="BFBFBF"/>
+              <w:left w:val="single" w:sz="4" w:space="0" w:color="BFBFBF"/>
+              <w:right w:val="single" w:sz="4" w:space="0" w:color="BFBFBF"/>
+            </w:tcBorders>
+            <w:shd w:fill="F2F7FB" w:val="clear"/>
+            <w:tcMar>
+              <w:top w:w="50" w:type="dxa"/>
+              <w:bottom w:w="50" w:type="dxa"/>
+              <w:left w:w="100" w:type="dxa"/>
+              <w:right w:w="100" w:type="dxa"/>
+            </w:tcMar>
+          </w:tcPr>
+          <w:p>
+            <w:pPr>
+              <w:pStyle w:val="Compact"/>
+              <w:spacing w:before="20" w:after="20" w:line="280" w:lineRule="exact"/>
+              <w:jc w:val="left"/>
+            </w:pPr>
+            <w:r>
+              <w:rPr>
+                <w:rFonts w:ascii="Arial" w:hAnsi="Arial" w:eastAsia="맑은 고딕"/>
+                <w:color w:val="333333"/>
+                <w:sz w:val="18"/>
+              </w:rPr>
+              <w:t xml:space="preserve">신규 주문(pending) 행 클릭</w:t>
+            </w:r>
+          </w:p>
+        </w:tc>
+        <w:tc>
+          <w:tcPr>
+            <w:tcBorders>
+              <w:top w:val="single" w:sz="4" w:space="0" w:color="BFBFBF"/>
+              <w:bottom w:val="single" w:sz="4" w:space="0" w:color="BFBFBF"/>
+              <w:left w:val="single" w:sz="4" w:space="0" w:color="BFBFBF"/>
+              <w:right w:val="single" w:sz="4" w:space="0" w:color="BFBFBF"/>
+            </w:tcBorders>
+            <w:shd w:fill="F2F7FB" w:val="clear"/>
+            <w:tcMar>
+              <w:top w:w="50" w:type="dxa"/>
+              <w:bottom w:w="50" w:type="dxa"/>
+              <w:left w:w="100" w:type="dxa"/>
+              <w:right w:w="100" w:type="dxa"/>
+            </w:tcMar>
+          </w:tcPr>
+          <w:p>
+            <w:pPr>
+              <w:pStyle w:val="Compact"/>
+              <w:spacing w:before="20" w:after="20" w:line="280" w:lineRule="exact"/>
+              <w:jc w:val="left"/>
+            </w:pPr>
+            <w:r>
+              <w:rPr>
+                <w:rFonts w:ascii="Arial" w:hAnsi="Arial" w:eastAsia="맑은 고딕"/>
+                <w:color w:val="333333"/>
+                <w:sz w:val="18"/>
+              </w:rPr>
+              <w:t xml:space="preserve">상세 페이지 이동, 3탭 렌더링</w:t>
+            </w:r>
+          </w:p>
+        </w:tc>
+        <w:tc>
+          <w:tcPr>
+            <w:tcBorders>
+              <w:top w:val="single" w:sz="4" w:space="0" w:color="BFBFBF"/>
+              <w:bottom w:val="single" w:sz="4" w:space="0" w:color="BFBFBF"/>
+              <w:left w:val="single" w:sz="4" w:space="0" w:color="BFBFBF"/>
+              <w:right w:val="single" w:sz="4" w:space="0" w:color="BFBFBF"/>
+            </w:tcBorders>
+            <w:shd w:fill="F2F7FB" w:val="clear"/>
+            <w:tcMar>
+              <w:top w:w="50" w:type="dxa"/>
+              <w:bottom w:w="50" w:type="dxa"/>
+              <w:left w:w="100" w:type="dxa"/>
+              <w:right w:w="100" w:type="dxa"/>
+            </w:tcMar>
+          </w:tcPr>
+          <w:p>
+            <w:pPr>
+              <w:pStyle w:val="Compact"/>
+              <w:spacing w:before="20" w:after="20" w:line="280" w:lineRule="exact"/>
+              <w:jc w:val="left"/>
+            </w:pPr>
+            <w:r>
+              <w:rPr>
+                <w:rFonts w:ascii="Arial" w:hAnsi="Arial" w:eastAsia="맑은 고딕"/>
+                <w:color w:val="333333"/>
+                <w:sz w:val="18"/>
+              </w:rPr>
+              <w:t xml:space="preserve">기본정보/결제정보/메모 탭</w:t>
+            </w:r>
+          </w:p>
+        </w:tc>
+      </w:tr>
+      <w:tr>
+        <w:trPr/>
+        <w:tc>
+          <w:tcPr>
+            <w:tcBorders>
+              <w:top w:val="single" w:sz="4" w:space="0" w:color="BFBFBF"/>
+              <w:bottom w:val="single" w:sz="4" w:space="0" w:color="BFBFBF"/>
+              <w:left w:val="single" w:sz="4" w:space="0" w:color="BFBFBF"/>
+              <w:right w:val="single" w:sz="4" w:space="0" w:color="BFBFBF"/>
+            </w:tcBorders>
+            <w:tcMar>
+              <w:top w:w="50" w:type="dxa"/>
+              <w:bottom w:w="50" w:type="dxa"/>
+              <w:left w:w="100" w:type="dxa"/>
+              <w:right w:w="100" w:type="dxa"/>
+            </w:tcMar>
+          </w:tcPr>
+          <w:p>
+            <w:pPr>
+              <w:pStyle w:val="Compact"/>
+              <w:spacing w:before="20" w:after="20" w:line="280" w:lineRule="exact"/>
+              <w:jc w:val="left"/>
+            </w:pPr>
+            <w:r>
+              <w:rPr>
+                <w:rFonts w:ascii="Arial" w:hAnsi="Arial" w:eastAsia="맑은 고딕"/>
+                <w:color w:val="333333"/>
+                <w:sz w:val="18"/>
+              </w:rPr>
+              <w:t xml:space="preserve">3</w:t>
+            </w:r>
+          </w:p>
+        </w:tc>
+        <w:tc>
+          <w:tcPr>
+            <w:tcBorders>
+              <w:top w:val="single" w:sz="4" w:space="0" w:color="BFBFBF"/>
+              <w:bottom w:val="single" w:sz="4" w:space="0" w:color="BFBFBF"/>
+              <w:left w:val="single" w:sz="4" w:space="0" w:color="BFBFBF"/>
+              <w:right w:val="single" w:sz="4" w:space="0" w:color="BFBFBF"/>
+            </w:tcBorders>
+            <w:tcMar>
+              <w:top w:w="50" w:type="dxa"/>
+              <w:bottom w:w="50" w:type="dxa"/>
+              <w:left w:w="100" w:type="dxa"/>
+              <w:right w:w="100" w:type="dxa"/>
+            </w:tcMar>
+          </w:tcPr>
+          <w:p>
+            <w:pPr>
+              <w:pStyle w:val="Compact"/>
+              <w:spacing w:before="20" w:after="20" w:line="280" w:lineRule="exact"/>
+              <w:jc w:val="left"/>
+            </w:pPr>
+            <w:r>
+              <w:rPr>
+                <w:rFonts w:ascii="Arial" w:hAnsi="Arial" w:eastAsia="맑은 고딕"/>
+                <w:color w:val="333333"/>
+                <w:sz w:val="18"/>
+              </w:rPr>
+              <w:t xml:space="preserve">[접수] 버튼 클릭</w:t>
+            </w:r>
+          </w:p>
+        </w:tc>
+        <w:tc>
+          <w:tcPr>
+            <w:tcBorders>
+              <w:top w:val="single" w:sz="4" w:space="0" w:color="BFBFBF"/>
+              <w:bottom w:val="single" w:sz="4" w:space="0" w:color="BFBFBF"/>
+              <w:left w:val="single" w:sz="4" w:space="0" w:color="BFBFBF"/>
+              <w:right w:val="single" w:sz="4" w:space="0" w:color="BFBFBF"/>
+            </w:tcBorders>
+            <w:tcMar>
+              <w:top w:w="50" w:type="dxa"/>
+              <w:bottom w:w="50" w:type="dxa"/>
+              <w:left w:w="100" w:type="dxa"/>
+              <w:right w:w="100" w:type="dxa"/>
+            </w:tcMar>
+          </w:tcPr>
+          <w:p>
+            <w:pPr>
+              <w:pStyle w:val="Compact"/>
+              <w:spacing w:before="20" w:after="20" w:line="280" w:lineRule="exact"/>
+              <w:jc w:val="left"/>
+            </w:pPr>
+            <w:r>
+              <w:rPr>
+                <w:rFonts w:ascii="Arial" w:hAnsi="Arial" w:eastAsia="맑은 고딕"/>
+                <w:color w:val="333333"/>
+                <w:sz w:val="18"/>
+              </w:rPr>
+              <w:t xml:space="preserve">ConfirmDialog →</w:t>
+            </w:r>
+            <w:r>
+              <w:rPr>
+                <w:rFonts w:ascii="Arial" w:hAnsi="Arial" w:eastAsia="맑은 고딕"/>
+                <w:color w:val="333333"/>
+                <w:sz w:val="18"/>
+              </w:rPr>
+              <w:t xml:space="preserve"> </w:t>
+            </w:r>
+            <w:r>
+              <w:rPr>
+                <w:rStyle w:val="VerbatimChar"/>
+                <w:rFonts w:ascii="Arial" w:hAnsi="Arial" w:eastAsia="맑은 고딕"/>
+                <w:color w:val="333333"/>
+                <w:sz w:val="18"/>
+              </w:rPr>
+              <w:t xml:space="preserve">PATCH /api/orders/:id/status</w:t>
+            </w:r>
+            <w:r>
+              <w:rPr>
+                <w:rFonts w:ascii="Arial" w:hAnsi="Arial" w:eastAsia="맑은 고딕"/>
+                <w:color w:val="333333"/>
+                <w:sz w:val="18"/>
+              </w:rPr>
+              <w:t xml:space="preserve"> </w:t>
+            </w:r>
+            <w:r>
+              <w:rPr>
+                <w:rFonts w:ascii="Arial" w:hAnsi="Arial" w:eastAsia="맑은 고딕"/>
+                <w:color w:val="333333"/>
+                <w:sz w:val="18"/>
+              </w:rPr>
+              <w:t xml:space="preserve">{status:</w:t>
+            </w:r>
+            <w:r>
+              <w:rPr>
+                <w:rFonts w:ascii="Arial" w:hAnsi="Arial" w:eastAsia="맑은 고딕"/>
+                <w:color w:val="333333"/>
+                <w:sz w:val="18"/>
+              </w:rPr>
+              <w:t xml:space="preserve">“</w:t>
+            </w:r>
+            <w:r>
+              <w:rPr>
+                <w:rFonts w:ascii="Arial" w:hAnsi="Arial" w:eastAsia="맑은 고딕"/>
+                <w:color w:val="333333"/>
+                <w:sz w:val="18"/>
+              </w:rPr>
+              <w:t xml:space="preserve">confirmed</w:t>
+            </w:r>
+            <w:r>
+              <w:rPr>
+                <w:rFonts w:ascii="Arial" w:hAnsi="Arial" w:eastAsia="맑은 고딕"/>
+                <w:color w:val="333333"/>
+                <w:sz w:val="18"/>
+              </w:rPr>
+              <w:t xml:space="preserve">”</w:t>
+            </w:r>
+            <w:r>
+              <w:rPr>
+                <w:rFonts w:ascii="Arial" w:hAnsi="Arial" w:eastAsia="맑은 고딕"/>
+                <w:color w:val="333333"/>
+                <w:sz w:val="18"/>
+              </w:rPr>
+              <w:t xml:space="preserve">}</w:t>
+            </w:r>
+          </w:p>
+        </w:tc>
+        <w:tc>
+          <w:tcPr>
+            <w:tcBorders>
+              <w:top w:val="single" w:sz="4" w:space="0" w:color="BFBFBF"/>
+              <w:bottom w:val="single" w:sz="4" w:space="0" w:color="BFBFBF"/>
+              <w:left w:val="single" w:sz="4" w:space="0" w:color="BFBFBF"/>
+              <w:right w:val="single" w:sz="4" w:space="0" w:color="BFBFBF"/>
+            </w:tcBorders>
+            <w:tcMar>
+              <w:top w:w="50" w:type="dxa"/>
+              <w:bottom w:w="50" w:type="dxa"/>
+              <w:left w:w="100" w:type="dxa"/>
+              <w:right w:w="100" w:type="dxa"/>
+            </w:tcMar>
+          </w:tcPr>
+          <w:p>
+            <w:pPr>
+              <w:pStyle w:val="Compact"/>
+              <w:spacing w:before="20" w:after="20" w:line="280" w:lineRule="exact"/>
+              <w:jc w:val="left"/>
+            </w:pPr>
+            <w:r>
+              <w:rPr>
+                <w:rFonts w:ascii="Arial" w:hAnsi="Arial" w:eastAsia="맑은 고딕"/>
+                <w:color w:val="333333"/>
+                <w:sz w:val="18"/>
+              </w:rPr>
+              <w:t xml:space="preserve">Badge: warning→info 전환</w:t>
+            </w:r>
+          </w:p>
+        </w:tc>
+      </w:tr>
+      <w:tr>
+        <w:trPr/>
+        <w:tc>
+          <w:tcPr>
+            <w:tcBorders>
+              <w:top w:val="single" w:sz="4" w:space="0" w:color="BFBFBF"/>
+              <w:bottom w:val="single" w:sz="4" w:space="0" w:color="BFBFBF"/>
+              <w:left w:val="single" w:sz="4" w:space="0" w:color="BFBFBF"/>
+              <w:right w:val="single" w:sz="4" w:space="0" w:color="BFBFBF"/>
+            </w:tcBorders>
+            <w:shd w:fill="F2F7FB" w:val="clear"/>
+            <w:tcMar>
+              <w:top w:w="50" w:type="dxa"/>
+              <w:bottom w:w="50" w:type="dxa"/>
+              <w:left w:w="100" w:type="dxa"/>
+              <w:right w:w="100" w:type="dxa"/>
+            </w:tcMar>
+          </w:tcPr>
+          <w:p>
+            <w:pPr>
+              <w:pStyle w:val="Compact"/>
+              <w:spacing w:before="20" w:after="20" w:line="280" w:lineRule="exact"/>
+              <w:jc w:val="left"/>
+            </w:pPr>
+            <w:r>
+              <w:rPr>
+                <w:rFonts w:ascii="Arial" w:hAnsi="Arial" w:eastAsia="맑은 고딕"/>
+                <w:color w:val="333333"/>
+                <w:sz w:val="18"/>
+              </w:rPr>
+              <w:t xml:space="preserve">4</w:t>
+            </w:r>
+          </w:p>
+        </w:tc>
+        <w:tc>
+          <w:tcPr>
+            <w:tcBorders>
+              <w:top w:val="single" w:sz="4" w:space="0" w:color="BFBFBF"/>
+              <w:bottom w:val="single" w:sz="4" w:space="0" w:color="BFBFBF"/>
+              <w:left w:val="single" w:sz="4" w:space="0" w:color="BFBFBF"/>
+              <w:right w:val="single" w:sz="4" w:space="0" w:color="BFBFBF"/>
+            </w:tcBorders>
+            <w:shd w:fill="F2F7FB" w:val="clear"/>
+            <w:tcMar>
+              <w:top w:w="50" w:type="dxa"/>
+              <w:bottom w:w="50" w:type="dxa"/>
+              <w:left w:w="100" w:type="dxa"/>
+              <w:right w:w="100" w:type="dxa"/>
+            </w:tcMar>
+          </w:tcPr>
+          <w:p>
+            <w:pPr>
+              <w:pStyle w:val="Compact"/>
+              <w:spacing w:before="20" w:after="20" w:line="280" w:lineRule="exact"/>
+              <w:jc w:val="left"/>
+            </w:pPr>
+            <w:r>
+              <w:rPr>
+                <w:rFonts w:ascii="Arial" w:hAnsi="Arial" w:eastAsia="맑은 고딕"/>
+                <w:color w:val="333333"/>
+                <w:sz w:val="18"/>
+              </w:rPr>
+              <w:t xml:space="preserve">[준비중] 클릭</w:t>
+            </w:r>
+          </w:p>
+        </w:tc>
+        <w:tc>
+          <w:tcPr>
+            <w:tcBorders>
+              <w:top w:val="single" w:sz="4" w:space="0" w:color="BFBFBF"/>
+              <w:bottom w:val="single" w:sz="4" w:space="0" w:color="BFBFBF"/>
+              <w:left w:val="single" w:sz="4" w:space="0" w:color="BFBFBF"/>
+              <w:right w:val="single" w:sz="4" w:space="0" w:color="BFBFBF"/>
+            </w:tcBorders>
+            <w:shd w:fill="F2F7FB" w:val="clear"/>
+            <w:tcMar>
+              <w:top w:w="50" w:type="dxa"/>
+              <w:bottom w:w="50" w:type="dxa"/>
+              <w:left w:w="100" w:type="dxa"/>
+              <w:right w:w="100" w:type="dxa"/>
+            </w:tcMar>
+          </w:tcPr>
+          <w:p>
+            <w:pPr>
+              <w:pStyle w:val="Compact"/>
+              <w:spacing w:before="20" w:after="20" w:line="280" w:lineRule="exact"/>
+              <w:jc w:val="left"/>
+            </w:pPr>
+            <w:r>
+              <w:rPr>
+                <w:rFonts w:ascii="Arial" w:hAnsi="Arial" w:eastAsia="맑은 고딕"/>
+                <w:color w:val="333333"/>
+                <w:sz w:val="18"/>
+              </w:rPr>
+              <w:t xml:space="preserve">status→preparing</w:t>
+            </w:r>
+          </w:p>
+        </w:tc>
+        <w:tc>
+          <w:tcPr>
+            <w:tcBorders>
+              <w:top w:val="single" w:sz="4" w:space="0" w:color="BFBFBF"/>
+              <w:bottom w:val="single" w:sz="4" w:space="0" w:color="BFBFBF"/>
+              <w:left w:val="single" w:sz="4" w:space="0" w:color="BFBFBF"/>
+              <w:right w:val="single" w:sz="4" w:space="0" w:color="BFBFBF"/>
+            </w:tcBorders>
+            <w:shd w:fill="F2F7FB" w:val="clear"/>
+            <w:tcMar>
+              <w:top w:w="50" w:type="dxa"/>
+              <w:bottom w:w="50" w:type="dxa"/>
+              <w:left w:w="100" w:type="dxa"/>
+              <w:right w:w="100" w:type="dxa"/>
+            </w:tcMar>
+          </w:tcPr>
+          <w:p>
+            <w:pPr>
+              <w:pStyle w:val="Compact"/>
+              <w:spacing w:before="20" w:after="20" w:line="280" w:lineRule="exact"/>
+              <w:jc w:val="left"/>
+            </w:pPr>
+            <w:r>
+              <w:rPr>
+                <w:rFonts w:ascii="Arial" w:hAnsi="Arial" w:eastAsia="맑은 고딕"/>
+                <w:color w:val="333333"/>
+                <w:sz w:val="18"/>
+              </w:rPr>
+              <w:t xml:space="preserve">Badge: info 유지</w:t>
+            </w:r>
+          </w:p>
+        </w:tc>
+      </w:tr>
+      <w:tr>
+        <w:trPr/>
+        <w:tc>
+          <w:tcPr>
+            <w:tcBorders>
+              <w:top w:val="single" w:sz="4" w:space="0" w:color="BFBFBF"/>
+              <w:bottom w:val="single" w:sz="4" w:space="0" w:color="BFBFBF"/>
+              <w:left w:val="single" w:sz="4" w:space="0" w:color="BFBFBF"/>
+              <w:right w:val="single" w:sz="4" w:space="0" w:color="BFBFBF"/>
+            </w:tcBorders>
+            <w:tcMar>
+              <w:top w:w="50" w:type="dxa"/>
+              <w:bottom w:w="50" w:type="dxa"/>
+              <w:left w:w="100" w:type="dxa"/>
+              <w:right w:w="100" w:type="dxa"/>
+            </w:tcMar>
+          </w:tcPr>
+          <w:p>
+            <w:pPr>
+              <w:pStyle w:val="Compact"/>
+              <w:spacing w:before="20" w:after="20" w:line="280" w:lineRule="exact"/>
+              <w:jc w:val="left"/>
+            </w:pPr>
+            <w:r>
+              <w:rPr>
+                <w:rFonts w:ascii="Arial" w:hAnsi="Arial" w:eastAsia="맑은 고딕"/>
+                <w:color w:val="333333"/>
+                <w:sz w:val="18"/>
+              </w:rPr>
+              <w:t xml:space="preserve">5</w:t>
+            </w:r>
+          </w:p>
+        </w:tc>
+        <w:tc>
+          <w:tcPr>
+            <w:tcBorders>
+              <w:top w:val="single" w:sz="4" w:space="0" w:color="BFBFBF"/>
+              <w:bottom w:val="single" w:sz="4" w:space="0" w:color="BFBFBF"/>
+              <w:left w:val="single" w:sz="4" w:space="0" w:color="BFBFBF"/>
+              <w:right w:val="single" w:sz="4" w:space="0" w:color="BFBFBF"/>
+            </w:tcBorders>
+            <w:tcMar>
+              <w:top w:w="50" w:type="dxa"/>
+              <w:bottom w:w="50" w:type="dxa"/>
+              <w:left w:w="100" w:type="dxa"/>
+              <w:right w:w="100" w:type="dxa"/>
+            </w:tcMar>
+          </w:tcPr>
+          <w:p>
+            <w:pPr>
+              <w:pStyle w:val="Compact"/>
+              <w:spacing w:before="20" w:after="20" w:line="280" w:lineRule="exact"/>
+              <w:jc w:val="left"/>
+            </w:pPr>
+            <w:r>
+              <w:rPr>
+                <w:rFonts w:ascii="Arial" w:hAnsi="Arial" w:eastAsia="맑은 고딕"/>
+                <w:color w:val="333333"/>
+                <w:sz w:val="18"/>
+              </w:rPr>
+              <w:t xml:space="preserve">[준비완료] 클릭</w:t>
+            </w:r>
+          </w:p>
+        </w:tc>
+        <w:tc>
+          <w:tcPr>
+            <w:tcBorders>
+              <w:top w:val="single" w:sz="4" w:space="0" w:color="BFBFBF"/>
+              <w:bottom w:val="single" w:sz="4" w:space="0" w:color="BFBFBF"/>
+              <w:left w:val="single" w:sz="4" w:space="0" w:color="BFBFBF"/>
+              <w:right w:val="single" w:sz="4" w:space="0" w:color="BFBFBF"/>
+            </w:tcBorders>
+            <w:tcMar>
+              <w:top w:w="50" w:type="dxa"/>
+              <w:bottom w:w="50" w:type="dxa"/>
+              <w:left w:w="100" w:type="dxa"/>
+              <w:right w:w="100" w:type="dxa"/>
+            </w:tcMar>
+          </w:tcPr>
+          <w:p>
+            <w:pPr>
+              <w:pStyle w:val="Compact"/>
+              <w:spacing w:before="20" w:after="20" w:line="280" w:lineRule="exact"/>
+              <w:jc w:val="left"/>
+            </w:pPr>
+            <w:r>
+              <w:rPr>
+                <w:rFonts w:ascii="Arial" w:hAnsi="Arial" w:eastAsia="맑은 고딕"/>
+                <w:color w:val="333333"/>
+                <w:sz w:val="18"/>
+              </w:rPr>
+              <w:t xml:space="preserve">status→ready</w:t>
+            </w:r>
+          </w:p>
+        </w:tc>
+        <w:tc>
+          <w:tcPr>
+            <w:tcBorders>
+              <w:top w:val="single" w:sz="4" w:space="0" w:color="BFBFBF"/>
+              <w:bottom w:val="single" w:sz="4" w:space="0" w:color="BFBFBF"/>
+              <w:left w:val="single" w:sz="4" w:space="0" w:color="BFBFBF"/>
+              <w:right w:val="single" w:sz="4" w:space="0" w:color="BFBFBF"/>
+            </w:tcBorders>
+            <w:tcMar>
+              <w:top w:w="50" w:type="dxa"/>
+              <w:bottom w:w="50" w:type="dxa"/>
+              <w:left w:w="100" w:type="dxa"/>
+              <w:right w:w="100" w:type="dxa"/>
+            </w:tcMar>
+          </w:tcPr>
+          <w:p>
+            <w:pPr>
+              <w:pStyle w:val="Compact"/>
+              <w:spacing w:before="20" w:after="20" w:line="280" w:lineRule="exact"/>
+              <w:jc w:val="left"/>
+            </w:pPr>
+            <w:r>
+              <w:rPr>
+                <w:rFonts w:ascii="Arial" w:hAnsi="Arial" w:eastAsia="맑은 고딕"/>
+                <w:color w:val="333333"/>
+                <w:sz w:val="18"/>
+              </w:rPr>
+              <w:t xml:space="preserve">Badge: info→success</w:t>
+            </w:r>
+          </w:p>
+        </w:tc>
+      </w:tr>
+      <w:tr>
+        <w:trPr/>
+        <w:tc>
+          <w:tcPr>
+            <w:tcBorders>
+              <w:top w:val="single" w:sz="4" w:space="0" w:color="BFBFBF"/>
+              <w:bottom w:val="single" w:sz="4" w:space="0" w:color="BFBFBF"/>
+              <w:left w:val="single" w:sz="4" w:space="0" w:color="BFBFBF"/>
+              <w:right w:val="single" w:sz="4" w:space="0" w:color="BFBFBF"/>
+            </w:tcBorders>
+            <w:shd w:fill="F2F7FB" w:val="clear"/>
+            <w:tcMar>
+              <w:top w:w="50" w:type="dxa"/>
+              <w:bottom w:w="50" w:type="dxa"/>
+              <w:left w:w="100" w:type="dxa"/>
+              <w:right w:w="100" w:type="dxa"/>
+            </w:tcMar>
+          </w:tcPr>
+          <w:p>
+            <w:pPr>
+              <w:pStyle w:val="Compact"/>
+              <w:spacing w:before="20" w:after="20" w:line="280" w:lineRule="exact"/>
+              <w:jc w:val="left"/>
+            </w:pPr>
+            <w:r>
+              <w:rPr>
+                <w:rFonts w:ascii="Arial" w:hAnsi="Arial" w:eastAsia="맑은 고딕"/>
+                <w:color w:val="333333"/>
+                <w:sz w:val="18"/>
+              </w:rPr>
+              <w:t xml:space="preserve">6</w:t>
+            </w:r>
+          </w:p>
+        </w:tc>
+        <w:tc>
+          <w:tcPr>
+            <w:tcBorders>
+              <w:top w:val="single" w:sz="4" w:space="0" w:color="BFBFBF"/>
+              <w:bottom w:val="single" w:sz="4" w:space="0" w:color="BFBFBF"/>
+              <w:left w:val="single" w:sz="4" w:space="0" w:color="BFBFBF"/>
+              <w:right w:val="single" w:sz="4" w:space="0" w:color="BFBFBF"/>
+            </w:tcBorders>
+            <w:shd w:fill="F2F7FB" w:val="clear"/>
+            <w:tcMar>
+              <w:top w:w="50" w:type="dxa"/>
+              <w:bottom w:w="50" w:type="dxa"/>
+              <w:left w:w="100" w:type="dxa"/>
+              <w:right w:w="100" w:type="dxa"/>
+            </w:tcMar>
+          </w:tcPr>
+          <w:p>
+            <w:pPr>
+              <w:pStyle w:val="Compact"/>
+              <w:spacing w:before="20" w:after="20" w:line="280" w:lineRule="exact"/>
+              <w:jc w:val="left"/>
+            </w:pPr>
+            <w:r>
+              <w:rPr>
+                <w:rFonts w:ascii="Arial" w:hAnsi="Arial" w:eastAsia="맑은 고딕"/>
+                <w:color w:val="333333"/>
+                <w:sz w:val="18"/>
+              </w:rPr>
+              <w:t xml:space="preserve">[완료] 클릭</w:t>
+            </w:r>
+          </w:p>
+        </w:tc>
+        <w:tc>
+          <w:tcPr>
+            <w:tcBorders>
+              <w:top w:val="single" w:sz="4" w:space="0" w:color="BFBFBF"/>
+              <w:bottom w:val="single" w:sz="4" w:space="0" w:color="BFBFBF"/>
+              <w:left w:val="single" w:sz="4" w:space="0" w:color="BFBFBF"/>
+              <w:right w:val="single" w:sz="4" w:space="0" w:color="BFBFBF"/>
+            </w:tcBorders>
+            <w:shd w:fill="F2F7FB" w:val="clear"/>
+            <w:tcMar>
+              <w:top w:w="50" w:type="dxa"/>
+              <w:bottom w:w="50" w:type="dxa"/>
+              <w:left w:w="100" w:type="dxa"/>
+              <w:right w:w="100" w:type="dxa"/>
+            </w:tcMar>
+          </w:tcPr>
+          <w:p>
+            <w:pPr>
+              <w:pStyle w:val="Compact"/>
+              <w:spacing w:before="20" w:after="20" w:line="280" w:lineRule="exact"/>
+              <w:jc w:val="left"/>
+            </w:pPr>
+            <w:r>
+              <w:rPr>
+                <w:rFonts w:ascii="Arial" w:hAnsi="Arial" w:eastAsia="맑은 고딕"/>
+                <w:color w:val="333333"/>
+                <w:sz w:val="18"/>
+              </w:rPr>
+              <w:t xml:space="preserve">status→completed</w:t>
+            </w:r>
+          </w:p>
+        </w:tc>
+        <w:tc>
+          <w:tcPr>
+            <w:tcBorders>
+              <w:top w:val="single" w:sz="4" w:space="0" w:color="BFBFBF"/>
+              <w:bottom w:val="single" w:sz="4" w:space="0" w:color="BFBFBF"/>
+              <w:left w:val="single" w:sz="4" w:space="0" w:color="BFBFBF"/>
+              <w:right w:val="single" w:sz="4" w:space="0" w:color="BFBFBF"/>
+            </w:tcBorders>
+            <w:shd w:fill="F2F7FB" w:val="clear"/>
+            <w:tcMar>
+              <w:top w:w="50" w:type="dxa"/>
+              <w:bottom w:w="50" w:type="dxa"/>
+              <w:left w:w="100" w:type="dxa"/>
+              <w:right w:w="100" w:type="dxa"/>
+            </w:tcMar>
+          </w:tcPr>
+          <w:p>
+            <w:pPr>
+              <w:pStyle w:val="Compact"/>
+              <w:spacing w:before="20" w:after="20" w:line="280" w:lineRule="exact"/>
+              <w:jc w:val="left"/>
+            </w:pPr>
+            <w:r>
+              <w:rPr>
+                <w:rFonts w:ascii="Arial" w:hAnsi="Arial" w:eastAsia="맑은 고딕"/>
+                <w:color w:val="333333"/>
+                <w:sz w:val="18"/>
+              </w:rPr>
+              <w:t xml:space="preserve">Badge: success, 상태변경 버튼 비활성화</w:t>
+            </w:r>
+          </w:p>
+        </w:tc>
+      </w:tr>
+    </w:tbl>
+    <w:p>
+      <w:pPr>
+        <w:pStyle w:val="Heading3"/>
+      </w:pPr>
+      <w:bookmarkStart w:id="29" w:name="시나리오-2-주문-취소-쿠폰포인트-환원"/>
+      <w:r>
+        <w:t xml:space="preserve">시나리오 2: 주문 취소 + 쿠폰/포인트 환원</w:t>
+      </w:r>
+      <w:bookmarkEnd w:id="29"/>
+    </w:p>
+    <w:tbl>
+      <w:tblPr>
+        <w:tblStyle w:val="Table"/>
+        <w:jc w:val="center"/>
+        <w:tblLook w:firstRow="1"/>
+        <w:tblW w:w="5000" w:type="pct"/>
+      </w:tblPr>
+      <w:tblGrid/>
+      <w:tr>
+        <w:trPr>
+          <w:cnfStyle w:firstRow="1"/>
+          <w:tblHeader/>
+        </w:trPr>
+        <w:tc>
+          <w:tcPr>
+            <w:tcBorders>
+              <w:bottom w:val="single"/>
+            </w:tcBorders>
+            <w:vAlign w:val="bottom"/>
+            <w:tcBorders>
+              <w:top w:val="single" w:sz="6" w:space="0" w:color="2E75B6"/>
+              <w:bottom w:val="single" w:sz="6" w:space="0" w:color="2E75B6"/>
+              <w:left w:val="single" w:sz="4" w:space="0" w:color="BFBFBF"/>
+              <w:right w:val="single" w:sz="4" w:space="0" w:color="BFBFBF"/>
+            </w:tcBorders>
+            <w:shd w:fill="2E75B6" w:val="clear"/>
+            <w:tcMar>
+              <w:top w:w="50" w:type="dxa"/>
+              <w:bottom w:w="50" w:type="dxa"/>
+              <w:left w:w="100" w:type="dxa"/>
+              <w:right w:w="100" w:type="dxa"/>
+            </w:tcMar>
+          </w:tcPr>
+          <w:p>
+            <w:pPr>
+              <w:pStyle w:val="Compact"/>
+              <w:spacing w:before="20" w:after="20" w:line="280" w:lineRule="exact"/>
+              <w:jc w:val="left"/>
+            </w:pPr>
+            <w:r>
+              <w:rPr>
+                <w:rFonts w:ascii="Arial" w:hAnsi="Arial" w:eastAsia="맑은 고딕"/>
+                <w:b/>
+                <w:color w:val="FFFFFF"/>
+                <w:sz w:val="18"/>
+              </w:rPr>
+              <w:t xml:space="preserve">단계</w:t>
+            </w:r>
+          </w:p>
+        </w:tc>
+        <w:tc>
+          <w:tcPr>
+            <w:tcBorders>
+              <w:bottom w:val="single"/>
+            </w:tcBorders>
+            <w:vAlign w:val="bottom"/>
+            <w:tcBorders>
+              <w:top w:val="single" w:sz="6" w:space="0" w:color="2E75B6"/>
+              <w:bottom w:val="single" w:sz="6" w:space="0" w:color="2E75B6"/>
+              <w:left w:val="single" w:sz="4" w:space="0" w:color="BFBFBF"/>
+              <w:right w:val="single" w:sz="4" w:space="0" w:color="BFBFBF"/>
+            </w:tcBorders>
+            <w:shd w:fill="2E75B6" w:val="clear"/>
+            <w:tcMar>
+              <w:top w:w="50" w:type="dxa"/>
+              <w:bottom w:w="50" w:type="dxa"/>
+              <w:left w:w="100" w:type="dxa"/>
+              <w:right w:w="100" w:type="dxa"/>
+            </w:tcMar>
+          </w:tcPr>
+          <w:p>
+            <w:pPr>
+              <w:pStyle w:val="Compact"/>
+              <w:spacing w:before="20" w:after="20" w:line="280" w:lineRule="exact"/>
+              <w:jc w:val="left"/>
+            </w:pPr>
+            <w:r>
+              <w:rPr>
+                <w:rFonts w:ascii="Arial" w:hAnsi="Arial" w:eastAsia="맑은 고딕"/>
+                <w:b/>
+                <w:color w:val="FFFFFF"/>
+                <w:sz w:val="18"/>
+              </w:rPr>
+              <w:t xml:space="preserve">사용자 행동</w:t>
+            </w:r>
+          </w:p>
+        </w:tc>
+        <w:tc>
+          <w:tcPr>
+            <w:tcBorders>
+              <w:bottom w:val="single"/>
+            </w:tcBorders>
+            <w:vAlign w:val="bottom"/>
+            <w:tcBorders>
+              <w:top w:val="single" w:sz="6" w:space="0" w:color="2E75B6"/>
+              <w:bottom w:val="single" w:sz="6" w:space="0" w:color="2E75B6"/>
+              <w:left w:val="single" w:sz="4" w:space="0" w:color="BFBFBF"/>
+              <w:right w:val="single" w:sz="4" w:space="0" w:color="BFBFBF"/>
+            </w:tcBorders>
+            <w:shd w:fill="2E75B6" w:val="clear"/>
+            <w:tcMar>
+              <w:top w:w="50" w:type="dxa"/>
+              <w:bottom w:w="50" w:type="dxa"/>
+              <w:left w:w="100" w:type="dxa"/>
+              <w:right w:w="100" w:type="dxa"/>
+            </w:tcMar>
+          </w:tcPr>
+          <w:p>
+            <w:pPr>
+              <w:pStyle w:val="Compact"/>
+              <w:spacing w:before="20" w:after="20" w:line="280" w:lineRule="exact"/>
+              <w:jc w:val="left"/>
+            </w:pPr>
+            <w:r>
+              <w:rPr>
+                <w:rFonts w:ascii="Arial" w:hAnsi="Arial" w:eastAsia="맑은 고딕"/>
+                <w:b/>
+                <w:color w:val="FFFFFF"/>
+                <w:sz w:val="18"/>
+              </w:rPr>
+              <w:t xml:space="preserve">시스템 응답</w:t>
+            </w:r>
+          </w:p>
+        </w:tc>
+        <w:tc>
+          <w:tcPr>
+            <w:tcBorders>
+              <w:bottom w:val="single"/>
+            </w:tcBorders>
+            <w:vAlign w:val="bottom"/>
+            <w:tcBorders>
+              <w:top w:val="single" w:sz="6" w:space="0" w:color="2E75B6"/>
+              <w:bottom w:val="single" w:sz="6" w:space="0" w:color="2E75B6"/>
+              <w:left w:val="single" w:sz="4" w:space="0" w:color="BFBFBF"/>
+              <w:right w:val="single" w:sz="4" w:space="0" w:color="BFBFBF"/>
+            </w:tcBorders>
+            <w:shd w:fill="2E75B6" w:val="clear"/>
+            <w:tcMar>
+              <w:top w:w="50" w:type="dxa"/>
+              <w:bottom w:w="50" w:type="dxa"/>
+              <w:left w:w="100" w:type="dxa"/>
+              <w:right w:w="100" w:type="dxa"/>
+            </w:tcMar>
+          </w:tcPr>
+          <w:p>
+            <w:pPr>
+              <w:pStyle w:val="Compact"/>
+              <w:spacing w:before="20" w:after="20" w:line="280" w:lineRule="exact"/>
+              <w:jc w:val="left"/>
+            </w:pPr>
+            <w:r>
+              <w:rPr>
+                <w:rFonts w:ascii="Arial" w:hAnsi="Arial" w:eastAsia="맑은 고딕"/>
+                <w:b/>
+                <w:color w:val="FFFFFF"/>
+                <w:sz w:val="18"/>
+              </w:rPr>
+              <w:t xml:space="preserve">검증 포인트</w:t>
+            </w:r>
+          </w:p>
+        </w:tc>
+      </w:tr>
+      <w:tr>
+        <w:trPr/>
+        <w:tc>
+          <w:tcPr>
+            <w:tcBorders>
+              <w:top w:val="single" w:sz="4" w:space="0" w:color="BFBFBF"/>
+              <w:bottom w:val="single" w:sz="4" w:space="0" w:color="BFBFBF"/>
+              <w:left w:val="single" w:sz="4" w:space="0" w:color="BFBFBF"/>
+              <w:right w:val="single" w:sz="4" w:space="0" w:color="BFBFBF"/>
+            </w:tcBorders>
+            <w:tcMar>
+              <w:top w:w="50" w:type="dxa"/>
+              <w:bottom w:w="50" w:type="dxa"/>
+              <w:left w:w="100" w:type="dxa"/>
+              <w:right w:w="100" w:type="dxa"/>
+            </w:tcMar>
+          </w:tcPr>
+          <w:p>
+            <w:pPr>
+              <w:pStyle w:val="Compact"/>
+              <w:spacing w:before="20" w:after="20" w:line="280" w:lineRule="exact"/>
+              <w:jc w:val="left"/>
+            </w:pPr>
+            <w:r>
+              <w:rPr>
+                <w:rFonts w:ascii="Arial" w:hAnsi="Arial" w:eastAsia="맑은 고딕"/>
+                <w:color w:val="333333"/>
+                <w:sz w:val="18"/>
+              </w:rPr>
+              <w:t xml:space="preserve">1</w:t>
+            </w:r>
+          </w:p>
+        </w:tc>
+        <w:tc>
+          <w:tcPr>
+            <w:tcBorders>
+              <w:top w:val="single" w:sz="4" w:space="0" w:color="BFBFBF"/>
+              <w:bottom w:val="single" w:sz="4" w:space="0" w:color="BFBFBF"/>
+              <w:left w:val="single" w:sz="4" w:space="0" w:color="BFBFBF"/>
+              <w:right w:val="single" w:sz="4" w:space="0" w:color="BFBFBF"/>
+            </w:tcBorders>
+            <w:tcMar>
+              <w:top w:w="50" w:type="dxa"/>
+              <w:bottom w:w="50" w:type="dxa"/>
+              <w:left w:w="100" w:type="dxa"/>
+              <w:right w:w="100" w:type="dxa"/>
+            </w:tcMar>
+          </w:tcPr>
+          <w:p>
+            <w:pPr>
+              <w:pStyle w:val="Compact"/>
+              <w:spacing w:before="20" w:after="20" w:line="280" w:lineRule="exact"/>
+              <w:jc w:val="left"/>
+            </w:pPr>
+            <w:r>
+              <w:rPr>
+                <w:rFonts w:ascii="Arial" w:hAnsi="Arial" w:eastAsia="맑은 고딕"/>
+                <w:color w:val="333333"/>
+                <w:sz w:val="18"/>
+              </w:rPr>
+              <w:t xml:space="preserve">주문 상세에서 [취소] 클릭</w:t>
+            </w:r>
+          </w:p>
+        </w:tc>
+        <w:tc>
+          <w:tcPr>
+            <w:tcBorders>
+              <w:top w:val="single" w:sz="4" w:space="0" w:color="BFBFBF"/>
+              <w:bottom w:val="single" w:sz="4" w:space="0" w:color="BFBFBF"/>
+              <w:left w:val="single" w:sz="4" w:space="0" w:color="BFBFBF"/>
+              <w:right w:val="single" w:sz="4" w:space="0" w:color="BFBFBF"/>
+            </w:tcBorders>
+            <w:tcMar>
+              <w:top w:w="50" w:type="dxa"/>
+              <w:bottom w:w="50" w:type="dxa"/>
+              <w:left w:w="100" w:type="dxa"/>
+              <w:right w:w="100" w:type="dxa"/>
+            </w:tcMar>
+          </w:tcPr>
+          <w:p>
+            <w:pPr>
+              <w:pStyle w:val="Compact"/>
+              <w:spacing w:before="20" w:after="20" w:line="280" w:lineRule="exact"/>
+              <w:jc w:val="left"/>
+            </w:pPr>
+            <w:r>
+              <w:rPr>
+                <w:rFonts w:ascii="Arial" w:hAnsi="Arial" w:eastAsia="맑은 고딕"/>
+                <w:color w:val="333333"/>
+                <w:sz w:val="18"/>
+              </w:rPr>
+              <w:t xml:space="preserve">취소 사유 선택 모달 표시</w:t>
+            </w:r>
+          </w:p>
+        </w:tc>
+        <w:tc>
+          <w:tcPr>
+            <w:tcBorders>
+              <w:top w:val="single" w:sz="4" w:space="0" w:color="BFBFBF"/>
+              <w:bottom w:val="single" w:sz="4" w:space="0" w:color="BFBFBF"/>
+              <w:left w:val="single" w:sz="4" w:space="0" w:color="BFBFBF"/>
+              <w:right w:val="single" w:sz="4" w:space="0" w:color="BFBFBF"/>
+            </w:tcBorders>
+            <w:tcMar>
+              <w:top w:w="50" w:type="dxa"/>
+              <w:bottom w:w="50" w:type="dxa"/>
+              <w:left w:w="100" w:type="dxa"/>
+              <w:right w:w="100" w:type="dxa"/>
+            </w:tcMar>
+          </w:tcPr>
+          <w:p>
+            <w:pPr>
+              <w:pStyle w:val="Compact"/>
+              <w:spacing w:before="20" w:after="20" w:line="280" w:lineRule="exact"/>
+              <w:jc w:val="left"/>
+            </w:pPr>
+            <w:r>
+              <w:rPr>
+                <w:rFonts w:ascii="Arial" w:hAnsi="Arial" w:eastAsia="맑은 고딕"/>
+                <w:color w:val="333333"/>
+                <w:sz w:val="18"/>
+              </w:rPr>
+              <w:t xml:space="preserve">4개 사유 Select + 상세 Textarea</w:t>
+            </w:r>
+          </w:p>
+        </w:tc>
+      </w:tr>
+      <w:tr>
+        <w:trPr/>
+        <w:tc>
+          <w:tcPr>
+            <w:tcBorders>
+              <w:top w:val="single" w:sz="4" w:space="0" w:color="BFBFBF"/>
+              <w:bottom w:val="single" w:sz="4" w:space="0" w:color="BFBFBF"/>
+              <w:left w:val="single" w:sz="4" w:space="0" w:color="BFBFBF"/>
+              <w:right w:val="single" w:sz="4" w:space="0" w:color="BFBFBF"/>
+            </w:tcBorders>
+            <w:shd w:fill="F2F7FB" w:val="clear"/>
+            <w:tcMar>
+              <w:top w:w="50" w:type="dxa"/>
+              <w:bottom w:w="50" w:type="dxa"/>
+              <w:left w:w="100" w:type="dxa"/>
+              <w:right w:w="100" w:type="dxa"/>
+            </w:tcMar>
+          </w:tcPr>
+          <w:p>
+            <w:pPr>
+              <w:pStyle w:val="Compact"/>
+              <w:spacing w:before="20" w:after="20" w:line="280" w:lineRule="exact"/>
+              <w:jc w:val="left"/>
+            </w:pPr>
+            <w:r>
+              <w:rPr>
+                <w:rFonts w:ascii="Arial" w:hAnsi="Arial" w:eastAsia="맑은 고딕"/>
+                <w:color w:val="333333"/>
+                <w:sz w:val="18"/>
+              </w:rPr>
+              <w:t xml:space="preserve">2</w:t>
+            </w:r>
+          </w:p>
+        </w:tc>
+        <w:tc>
+          <w:tcPr>
+            <w:tcBorders>
+              <w:top w:val="single" w:sz="4" w:space="0" w:color="BFBFBF"/>
+              <w:bottom w:val="single" w:sz="4" w:space="0" w:color="BFBFBF"/>
+              <w:left w:val="single" w:sz="4" w:space="0" w:color="BFBFBF"/>
+              <w:right w:val="single" w:sz="4" w:space="0" w:color="BFBFBF"/>
+            </w:tcBorders>
+            <w:shd w:fill="F2F7FB" w:val="clear"/>
+            <w:tcMar>
+              <w:top w:w="50" w:type="dxa"/>
+              <w:bottom w:w="50" w:type="dxa"/>
+              <w:left w:w="100" w:type="dxa"/>
+              <w:right w:w="100" w:type="dxa"/>
+            </w:tcMar>
+          </w:tcPr>
+          <w:p>
+            <w:pPr>
+              <w:pStyle w:val="Compact"/>
+              <w:spacing w:before="20" w:after="20" w:line="280" w:lineRule="exact"/>
+              <w:jc w:val="left"/>
+            </w:pPr>
+            <w:r>
+              <w:rPr>
+                <w:rFonts w:ascii="Arial" w:hAnsi="Arial" w:eastAsia="맑은 고딕"/>
+                <w:color w:val="333333"/>
+                <w:sz w:val="18"/>
+              </w:rPr>
+              <w:t xml:space="preserve">사유 선택 + 상세 입력 후 확인</w:t>
+            </w:r>
+          </w:p>
+        </w:tc>
+        <w:tc>
+          <w:tcPr>
+            <w:tcBorders>
+              <w:top w:val="single" w:sz="4" w:space="0" w:color="BFBFBF"/>
+              <w:bottom w:val="single" w:sz="4" w:space="0" w:color="BFBFBF"/>
+              <w:left w:val="single" w:sz="4" w:space="0" w:color="BFBFBF"/>
+              <w:right w:val="single" w:sz="4" w:space="0" w:color="BFBFBF"/>
+            </w:tcBorders>
+            <w:shd w:fill="F2F7FB" w:val="clear"/>
+            <w:tcMar>
+              <w:top w:w="50" w:type="dxa"/>
+              <w:bottom w:w="50" w:type="dxa"/>
+              <w:left w:w="100" w:type="dxa"/>
+              <w:right w:w="100" w:type="dxa"/>
+            </w:tcMar>
+          </w:tcPr>
+          <w:p>
+            <w:pPr>
+              <w:pStyle w:val="Compact"/>
+              <w:spacing w:before="20" w:after="20" w:line="280" w:lineRule="exact"/>
+              <w:jc w:val="left"/>
+            </w:pPr>
+            <w:r>
+              <w:rPr>
+                <w:rStyle w:val="VerbatimChar"/>
+                <w:rFonts w:ascii="Arial" w:hAnsi="Arial" w:eastAsia="맑은 고딕"/>
+                <w:color w:val="333333"/>
+                <w:sz w:val="18"/>
+              </w:rPr>
+              <w:t xml:space="preserve">POST /api/orders/:id/cancel</w:t>
+            </w:r>
+            <w:r>
+              <w:rPr>
+                <w:rFonts w:ascii="Arial" w:hAnsi="Arial" w:eastAsia="맑은 고딕"/>
+                <w:color w:val="333333"/>
+                <w:sz w:val="18"/>
+              </w:rPr>
+              <w:t xml:space="preserve"> </w:t>
+            </w:r>
+            <w:r>
+              <w:rPr>
+                <w:rFonts w:ascii="Arial" w:hAnsi="Arial" w:eastAsia="맑은 고딕"/>
+                <w:color w:val="333333"/>
+                <w:sz w:val="18"/>
+              </w:rPr>
+              <w:t xml:space="preserve">호출</w:t>
+            </w:r>
+          </w:p>
+        </w:tc>
+        <w:tc>
+          <w:tcPr>
+            <w:tcBorders>
+              <w:top w:val="single" w:sz="4" w:space="0" w:color="BFBFBF"/>
+              <w:bottom w:val="single" w:sz="4" w:space="0" w:color="BFBFBF"/>
+              <w:left w:val="single" w:sz="4" w:space="0" w:color="BFBFBF"/>
+              <w:right w:val="single" w:sz="4" w:space="0" w:color="BFBFBF"/>
+            </w:tcBorders>
+            <w:shd w:fill="F2F7FB" w:val="clear"/>
+            <w:tcMar>
+              <w:top w:w="50" w:type="dxa"/>
+              <w:bottom w:w="50" w:type="dxa"/>
+              <w:left w:w="100" w:type="dxa"/>
+              <w:right w:w="100" w:type="dxa"/>
+            </w:tcMar>
+          </w:tcPr>
+          <w:p>
+            <w:pPr>
+              <w:pStyle w:val="Compact"/>
+              <w:spacing w:before="20" w:after="20" w:line="280" w:lineRule="exact"/>
+              <w:jc w:val="left"/>
+            </w:pPr>
+            <w:r>
+              <w:rPr>
+                <w:rFonts w:ascii="Arial" w:hAnsi="Arial" w:eastAsia="맑은 고딕"/>
+                <w:color w:val="333333"/>
+                <w:sz w:val="18"/>
+              </w:rPr>
+              <w:t xml:space="preserve">status→cancelled</w:t>
+            </w:r>
+          </w:p>
+        </w:tc>
+      </w:tr>
+      <w:tr>
+        <w:trPr/>
+        <w:tc>
+          <w:tcPr>
+            <w:tcBorders>
+              <w:top w:val="single" w:sz="4" w:space="0" w:color="BFBFBF"/>
+              <w:bottom w:val="single" w:sz="4" w:space="0" w:color="BFBFBF"/>
+              <w:left w:val="single" w:sz="4" w:space="0" w:color="BFBFBF"/>
+              <w:right w:val="single" w:sz="4" w:space="0" w:color="BFBFBF"/>
+            </w:tcBorders>
+            <w:tcMar>
+              <w:top w:w="50" w:type="dxa"/>
+              <w:bottom w:w="50" w:type="dxa"/>
+              <w:left w:w="100" w:type="dxa"/>
+              <w:right w:w="100" w:type="dxa"/>
+            </w:tcMar>
+          </w:tcPr>
+          <w:p>
+            <w:pPr>
+              <w:pStyle w:val="Compact"/>
+              <w:spacing w:before="20" w:after="20" w:line="280" w:lineRule="exact"/>
+              <w:jc w:val="left"/>
+            </w:pPr>
+            <w:r>
+              <w:rPr>
+                <w:rFonts w:ascii="Arial" w:hAnsi="Arial" w:eastAsia="맑은 고딕"/>
+                <w:color w:val="333333"/>
+                <w:sz w:val="18"/>
+              </w:rPr>
+              <w:t xml:space="preserve">3</w:t>
+            </w:r>
+          </w:p>
+        </w:tc>
+        <w:tc>
+          <w:tcPr>
+            <w:tcBorders>
+              <w:top w:val="single" w:sz="4" w:space="0" w:color="BFBFBF"/>
+              <w:bottom w:val="single" w:sz="4" w:space="0" w:color="BFBFBF"/>
+              <w:left w:val="single" w:sz="4" w:space="0" w:color="BFBFBF"/>
+              <w:right w:val="single" w:sz="4" w:space="0" w:color="BFBFBF"/>
+            </w:tcBorders>
+            <w:tcMar>
+              <w:top w:w="50" w:type="dxa"/>
+              <w:bottom w:w="50" w:type="dxa"/>
+              <w:left w:w="100" w:type="dxa"/>
+              <w:right w:w="100" w:type="dxa"/>
+            </w:tcMar>
+          </w:tcPr>
+          <w:p>
+            <w:pPr>
+              <w:pStyle w:val="Compact"/>
+              <w:spacing w:before="20" w:after="20" w:line="280" w:lineRule="exact"/>
+              <w:jc w:val="left"/>
+            </w:pPr>
+            <w:r>
+              <w:rPr>
+                <w:rFonts w:ascii="Arial" w:hAnsi="Arial" w:eastAsia="맑은 고딕"/>
+                <w:color w:val="333333"/>
+                <w:sz w:val="18"/>
+              </w:rPr>
+              <w:t xml:space="preserve">서버: 쿠폰 사용분 환원</w:t>
+            </w:r>
+          </w:p>
+        </w:tc>
+        <w:tc>
+          <w:tcPr>
+            <w:tcBorders>
+              <w:top w:val="single" w:sz="4" w:space="0" w:color="BFBFBF"/>
+              <w:bottom w:val="single" w:sz="4" w:space="0" w:color="BFBFBF"/>
+              <w:left w:val="single" w:sz="4" w:space="0" w:color="BFBFBF"/>
+              <w:right w:val="single" w:sz="4" w:space="0" w:color="BFBFBF"/>
+            </w:tcBorders>
+            <w:tcMar>
+              <w:top w:w="50" w:type="dxa"/>
+              <w:bottom w:w="50" w:type="dxa"/>
+              <w:left w:w="100" w:type="dxa"/>
+              <w:right w:w="100" w:type="dxa"/>
+            </w:tcMar>
+          </w:tcPr>
+          <w:p>
+            <w:pPr>
+              <w:pStyle w:val="Compact"/>
+              <w:spacing w:before="20" w:after="20" w:line="280" w:lineRule="exact"/>
+              <w:jc w:val="left"/>
+            </w:pPr>
+            <w:r>
+              <w:rPr>
+                <w:rFonts w:ascii="Arial" w:hAnsi="Arial" w:eastAsia="맑은 고딕"/>
+                <w:color w:val="333333"/>
+                <w:sz w:val="18"/>
+              </w:rPr>
+              <w:t xml:space="preserve">쿠폰 상태 used→active 복원, 사용횟수 차감</w:t>
+            </w:r>
+          </w:p>
+        </w:tc>
+        <w:tc>
+          <w:tcPr>
+            <w:tcBorders>
+              <w:top w:val="single" w:sz="4" w:space="0" w:color="BFBFBF"/>
+              <w:bottom w:val="single" w:sz="4" w:space="0" w:color="BFBFBF"/>
+              <w:left w:val="single" w:sz="4" w:space="0" w:color="BFBFBF"/>
+              <w:right w:val="single" w:sz="4" w:space="0" w:color="BFBFBF"/>
+            </w:tcBorders>
+            <w:tcMar>
+              <w:top w:w="50" w:type="dxa"/>
+              <w:bottom w:w="50" w:type="dxa"/>
+              <w:left w:w="100" w:type="dxa"/>
+              <w:right w:w="100" w:type="dxa"/>
+            </w:tcMar>
+          </w:tcPr>
+          <w:p>
+            <w:pPr>
+              <w:pStyle w:val="Compact"/>
+              <w:spacing w:before="20" w:after="20" w:line="280" w:lineRule="exact"/>
+              <w:jc w:val="left"/>
+            </w:pPr>
+            <w:r>
+              <w:rPr>
+                <w:rFonts w:ascii="Arial" w:hAnsi="Arial" w:eastAsia="맑은 고딕"/>
+                <w:color w:val="333333"/>
+                <w:sz w:val="18"/>
+              </w:rPr>
+              <w:t xml:space="preserve">쿠폰 서비스 트랜잭션</w:t>
+            </w:r>
+          </w:p>
+        </w:tc>
+      </w:tr>
+      <w:tr>
+        <w:trPr/>
+        <w:tc>
+          <w:tcPr>
+            <w:tcBorders>
+              <w:top w:val="single" w:sz="4" w:space="0" w:color="BFBFBF"/>
+              <w:bottom w:val="single" w:sz="4" w:space="0" w:color="BFBFBF"/>
+              <w:left w:val="single" w:sz="4" w:space="0" w:color="BFBFBF"/>
+              <w:right w:val="single" w:sz="4" w:space="0" w:color="BFBFBF"/>
+            </w:tcBorders>
+            <w:shd w:fill="F2F7FB" w:val="clear"/>
+            <w:tcMar>
+              <w:top w:w="50" w:type="dxa"/>
+              <w:bottom w:w="50" w:type="dxa"/>
+              <w:left w:w="100" w:type="dxa"/>
+              <w:right w:w="100" w:type="dxa"/>
+            </w:tcMar>
+          </w:tcPr>
+          <w:p>
+            <w:pPr>
+              <w:pStyle w:val="Compact"/>
+              <w:spacing w:before="20" w:after="20" w:line="280" w:lineRule="exact"/>
+              <w:jc w:val="left"/>
+            </w:pPr>
+            <w:r>
+              <w:rPr>
+                <w:rFonts w:ascii="Arial" w:hAnsi="Arial" w:eastAsia="맑은 고딕"/>
+                <w:color w:val="333333"/>
+                <w:sz w:val="18"/>
+              </w:rPr>
+              <w:t xml:space="preserve">4</w:t>
+            </w:r>
+          </w:p>
+        </w:tc>
+        <w:tc>
+          <w:tcPr>
+            <w:tcBorders>
+              <w:top w:val="single" w:sz="4" w:space="0" w:color="BFBFBF"/>
+              <w:bottom w:val="single" w:sz="4" w:space="0" w:color="BFBFBF"/>
+              <w:left w:val="single" w:sz="4" w:space="0" w:color="BFBFBF"/>
+              <w:right w:val="single" w:sz="4" w:space="0" w:color="BFBFBF"/>
+            </w:tcBorders>
+            <w:shd w:fill="F2F7FB" w:val="clear"/>
+            <w:tcMar>
+              <w:top w:w="50" w:type="dxa"/>
+              <w:bottom w:w="50" w:type="dxa"/>
+              <w:left w:w="100" w:type="dxa"/>
+              <w:right w:w="100" w:type="dxa"/>
+            </w:tcMar>
+          </w:tcPr>
+          <w:p>
+            <w:pPr>
+              <w:pStyle w:val="Compact"/>
+              <w:spacing w:before="20" w:after="20" w:line="280" w:lineRule="exact"/>
+              <w:jc w:val="left"/>
+            </w:pPr>
+            <w:r>
+              <w:rPr>
+                <w:rFonts w:ascii="Arial" w:hAnsi="Arial" w:eastAsia="맑은 고딕"/>
+                <w:color w:val="333333"/>
+                <w:sz w:val="18"/>
+              </w:rPr>
+              <w:t xml:space="preserve">서버: 포인트 사용분 환원</w:t>
+            </w:r>
+          </w:p>
+        </w:tc>
+        <w:tc>
+          <w:tcPr>
+            <w:tcBorders>
+              <w:top w:val="single" w:sz="4" w:space="0" w:color="BFBFBF"/>
+              <w:bottom w:val="single" w:sz="4" w:space="0" w:color="BFBFBF"/>
+              <w:left w:val="single" w:sz="4" w:space="0" w:color="BFBFBF"/>
+              <w:right w:val="single" w:sz="4" w:space="0" w:color="BFBFBF"/>
+            </w:tcBorders>
+            <w:shd w:fill="F2F7FB" w:val="clear"/>
+            <w:tcMar>
+              <w:top w:w="50" w:type="dxa"/>
+              <w:bottom w:w="50" w:type="dxa"/>
+              <w:left w:w="100" w:type="dxa"/>
+              <w:right w:w="100" w:type="dxa"/>
+            </w:tcMar>
+          </w:tcPr>
+          <w:p>
+            <w:pPr>
+              <w:pStyle w:val="Compact"/>
+              <w:spacing w:before="20" w:after="20" w:line="280" w:lineRule="exact"/>
+              <w:jc w:val="left"/>
+            </w:pPr>
+            <w:r>
+              <w:rPr>
+                <w:rFonts w:ascii="Arial" w:hAnsi="Arial" w:eastAsia="맑은 고딕"/>
+                <w:color w:val="333333"/>
+                <w:sz w:val="18"/>
+              </w:rPr>
+              <w:t xml:space="preserve">pointBalance += 사용 포인트, 이력 기록</w:t>
+            </w:r>
+          </w:p>
+        </w:tc>
+        <w:tc>
+          <w:tcPr>
+            <w:tcBorders>
+              <w:top w:val="single" w:sz="4" w:space="0" w:color="BFBFBF"/>
+              <w:bottom w:val="single" w:sz="4" w:space="0" w:color="BFBFBF"/>
+              <w:left w:val="single" w:sz="4" w:space="0" w:color="BFBFBF"/>
+              <w:right w:val="single" w:sz="4" w:space="0" w:color="BFBFBF"/>
+            </w:tcBorders>
+            <w:shd w:fill="F2F7FB" w:val="clear"/>
+            <w:tcMar>
+              <w:top w:w="50" w:type="dxa"/>
+              <w:bottom w:w="50" w:type="dxa"/>
+              <w:left w:w="100" w:type="dxa"/>
+              <w:right w:w="100" w:type="dxa"/>
+            </w:tcMar>
+          </w:tcPr>
+          <w:p>
+            <w:pPr>
+              <w:pStyle w:val="Compact"/>
+              <w:spacing w:before="20" w:after="20" w:line="280" w:lineRule="exact"/>
+              <w:jc w:val="left"/>
+            </w:pPr>
+            <w:r>
+              <w:rPr>
+                <w:rFonts w:ascii="Arial" w:hAnsi="Arial" w:eastAsia="맑은 고딕"/>
+                <w:color w:val="333333"/>
+                <w:sz w:val="18"/>
+              </w:rPr>
+              <w:t xml:space="preserve">포인트 동시성 제어</w:t>
+            </w:r>
+          </w:p>
+        </w:tc>
+      </w:tr>
+      <w:tr>
+        <w:trPr/>
+        <w:tc>
+          <w:tcPr>
+            <w:tcBorders>
+              <w:top w:val="single" w:sz="4" w:space="0" w:color="BFBFBF"/>
+              <w:bottom w:val="single" w:sz="4" w:space="0" w:color="BFBFBF"/>
+              <w:left w:val="single" w:sz="4" w:space="0" w:color="BFBFBF"/>
+              <w:right w:val="single" w:sz="4" w:space="0" w:color="BFBFBF"/>
+            </w:tcBorders>
+            <w:tcMar>
+              <w:top w:w="50" w:type="dxa"/>
+              <w:bottom w:w="50" w:type="dxa"/>
+              <w:left w:w="100" w:type="dxa"/>
+              <w:right w:w="100" w:type="dxa"/>
+            </w:tcMar>
+          </w:tcPr>
+          <w:p>
+            <w:pPr>
+              <w:pStyle w:val="Compact"/>
+              <w:spacing w:before="20" w:after="20" w:line="280" w:lineRule="exact"/>
+              <w:jc w:val="left"/>
+            </w:pPr>
+            <w:r>
+              <w:rPr>
+                <w:rFonts w:ascii="Arial" w:hAnsi="Arial" w:eastAsia="맑은 고딕"/>
+                <w:color w:val="333333"/>
+                <w:sz w:val="18"/>
+              </w:rPr>
+              <w:t xml:space="preserve">5</w:t>
+            </w:r>
+          </w:p>
+        </w:tc>
+        <w:tc>
+          <w:tcPr>
+            <w:tcBorders>
+              <w:top w:val="single" w:sz="4" w:space="0" w:color="BFBFBF"/>
+              <w:bottom w:val="single" w:sz="4" w:space="0" w:color="BFBFBF"/>
+              <w:left w:val="single" w:sz="4" w:space="0" w:color="BFBFBF"/>
+              <w:right w:val="single" w:sz="4" w:space="0" w:color="BFBFBF"/>
+            </w:tcBorders>
+            <w:tcMar>
+              <w:top w:w="50" w:type="dxa"/>
+              <w:bottom w:w="50" w:type="dxa"/>
+              <w:left w:w="100" w:type="dxa"/>
+              <w:right w:w="100" w:type="dxa"/>
+            </w:tcMar>
+          </w:tcPr>
+          <w:p>
+            <w:pPr>
+              <w:pStyle w:val="Compact"/>
+              <w:spacing w:before="20" w:after="20" w:line="280" w:lineRule="exact"/>
+              <w:jc w:val="left"/>
+            </w:pPr>
+            <w:r>
+              <w:rPr>
+                <w:rFonts w:ascii="Arial" w:hAnsi="Arial" w:eastAsia="맑은 고딕"/>
+                <w:color w:val="333333"/>
+                <w:sz w:val="18"/>
+              </w:rPr>
+              <w:t xml:space="preserve">서버: PG 결제 취소 호출</w:t>
+            </w:r>
+          </w:p>
+        </w:tc>
+        <w:tc>
+          <w:tcPr>
+            <w:tcBorders>
+              <w:top w:val="single" w:sz="4" w:space="0" w:color="BFBFBF"/>
+              <w:bottom w:val="single" w:sz="4" w:space="0" w:color="BFBFBF"/>
+              <w:left w:val="single" w:sz="4" w:space="0" w:color="BFBFBF"/>
+              <w:right w:val="single" w:sz="4" w:space="0" w:color="BFBFBF"/>
+            </w:tcBorders>
+            <w:tcMar>
+              <w:top w:w="50" w:type="dxa"/>
+              <w:bottom w:w="50" w:type="dxa"/>
+              <w:left w:w="100" w:type="dxa"/>
+              <w:right w:w="100" w:type="dxa"/>
+            </w:tcMar>
+          </w:tcPr>
+          <w:p>
+            <w:pPr>
+              <w:pStyle w:val="Compact"/>
+              <w:spacing w:before="20" w:after="20" w:line="280" w:lineRule="exact"/>
+              <w:jc w:val="left"/>
+            </w:pPr>
+            <w:r>
+              <w:rPr>
+                <w:rFonts w:ascii="Arial" w:hAnsi="Arial" w:eastAsia="맑은 고딕"/>
+                <w:color w:val="333333"/>
+                <w:sz w:val="18"/>
+              </w:rPr>
+              <w:t xml:space="preserve">PG사 취소 API 호출 → 성공 시 결제 상태 갱신</w:t>
+            </w:r>
+          </w:p>
+        </w:tc>
+        <w:tc>
+          <w:tcPr>
+            <w:tcBorders>
+              <w:top w:val="single" w:sz="4" w:space="0" w:color="BFBFBF"/>
+              <w:bottom w:val="single" w:sz="4" w:space="0" w:color="BFBFBF"/>
+              <w:left w:val="single" w:sz="4" w:space="0" w:color="BFBFBF"/>
+              <w:right w:val="single" w:sz="4" w:space="0" w:color="BFBFBF"/>
+            </w:tcBorders>
+            <w:tcMar>
+              <w:top w:w="50" w:type="dxa"/>
+              <w:bottom w:w="50" w:type="dxa"/>
+              <w:left w:w="100" w:type="dxa"/>
+              <w:right w:w="100" w:type="dxa"/>
+            </w:tcMar>
+          </w:tcPr>
+          <w:p>
+            <w:pPr>
+              <w:pStyle w:val="Compact"/>
+              <w:spacing w:before="20" w:after="20" w:line="280" w:lineRule="exact"/>
+              <w:jc w:val="left"/>
+            </w:pPr>
+            <w:r>
+              <w:rPr>
+                <w:rFonts w:ascii="Arial" w:hAnsi="Arial" w:eastAsia="맑은 고딕"/>
+                <w:color w:val="333333"/>
+                <w:sz w:val="18"/>
+              </w:rPr>
+              <w:t xml:space="preserve">Saga 패턴 보상 트랜잭션</w:t>
+            </w:r>
+          </w:p>
+        </w:tc>
+      </w:tr>
+      <w:tr>
+        <w:trPr/>
+        <w:tc>
+          <w:tcPr>
+            <w:tcBorders>
+              <w:top w:val="single" w:sz="4" w:space="0" w:color="BFBFBF"/>
+              <w:bottom w:val="single" w:sz="4" w:space="0" w:color="BFBFBF"/>
+              <w:left w:val="single" w:sz="4" w:space="0" w:color="BFBFBF"/>
+              <w:right w:val="single" w:sz="4" w:space="0" w:color="BFBFBF"/>
+            </w:tcBorders>
+            <w:shd w:fill="F2F7FB" w:val="clear"/>
+            <w:tcMar>
+              <w:top w:w="50" w:type="dxa"/>
+              <w:bottom w:w="50" w:type="dxa"/>
+              <w:left w:w="100" w:type="dxa"/>
+              <w:right w:w="100" w:type="dxa"/>
+            </w:tcMar>
+          </w:tcPr>
+          <w:p>
+            <w:pPr>
+              <w:pStyle w:val="Compact"/>
+              <w:spacing w:before="20" w:after="20" w:line="280" w:lineRule="exact"/>
+              <w:jc w:val="left"/>
+            </w:pPr>
+            <w:r>
+              <w:rPr>
+                <w:rFonts w:ascii="Arial" w:hAnsi="Arial" w:eastAsia="맑은 고딕"/>
+                <w:color w:val="333333"/>
+                <w:sz w:val="18"/>
+              </w:rPr>
+              <w:t xml:space="preserve">6</w:t>
+            </w:r>
+          </w:p>
+        </w:tc>
+        <w:tc>
+          <w:tcPr>
+            <w:tcBorders>
+              <w:top w:val="single" w:sz="4" w:space="0" w:color="BFBFBF"/>
+              <w:bottom w:val="single" w:sz="4" w:space="0" w:color="BFBFBF"/>
+              <w:left w:val="single" w:sz="4" w:space="0" w:color="BFBFBF"/>
+              <w:right w:val="single" w:sz="4" w:space="0" w:color="BFBFBF"/>
+            </w:tcBorders>
+            <w:shd w:fill="F2F7FB" w:val="clear"/>
+            <w:tcMar>
+              <w:top w:w="50" w:type="dxa"/>
+              <w:bottom w:w="50" w:type="dxa"/>
+              <w:left w:w="100" w:type="dxa"/>
+              <w:right w:w="100" w:type="dxa"/>
+            </w:tcMar>
+          </w:tcPr>
+          <w:p>
+            <w:pPr>
+              <w:pStyle w:val="Compact"/>
+              <w:spacing w:before="20" w:after="20" w:line="280" w:lineRule="exact"/>
+              <w:jc w:val="left"/>
+            </w:pPr>
+            <w:r>
+              <w:rPr>
+                <w:rFonts w:ascii="Arial" w:hAnsi="Arial" w:eastAsia="맑은 고딕"/>
+                <w:color w:val="333333"/>
+                <w:sz w:val="18"/>
+              </w:rPr>
+              <w:t xml:space="preserve">성공 Toast + 상세 갱신</w:t>
+            </w:r>
+          </w:p>
+        </w:tc>
+        <w:tc>
+          <w:tcPr>
+            <w:tcBorders>
+              <w:top w:val="single" w:sz="4" w:space="0" w:color="BFBFBF"/>
+              <w:bottom w:val="single" w:sz="4" w:space="0" w:color="BFBFBF"/>
+              <w:left w:val="single" w:sz="4" w:space="0" w:color="BFBFBF"/>
+              <w:right w:val="single" w:sz="4" w:space="0" w:color="BFBFBF"/>
+            </w:tcBorders>
+            <w:shd w:fill="F2F7FB" w:val="clear"/>
+            <w:tcMar>
+              <w:top w:w="50" w:type="dxa"/>
+              <w:bottom w:w="50" w:type="dxa"/>
+              <w:left w:w="100" w:type="dxa"/>
+              <w:right w:w="100" w:type="dxa"/>
+            </w:tcMar>
+          </w:tcPr>
+          <w:p>
+            <w:pPr>
+              <w:pStyle w:val="Compact"/>
+              <w:spacing w:before="20" w:after="20" w:line="280" w:lineRule="exact"/>
+              <w:jc w:val="left"/>
+            </w:pPr>
+            <w:r>
+              <w:rPr>
+                <w:rFonts w:ascii="Arial" w:hAnsi="Arial" w:eastAsia="맑은 고딕"/>
+                <w:color w:val="333333"/>
+                <w:sz w:val="18"/>
+              </w:rPr>
+              <w:t xml:space="preserve">cancelled Badge, 취소 정보 섹션 표시</w:t>
+            </w:r>
+          </w:p>
+        </w:tc>
+        <w:tc>
+          <w:tcPr>
+            <w:tcBorders>
+              <w:top w:val="single" w:sz="4" w:space="0" w:color="BFBFBF"/>
+              <w:bottom w:val="single" w:sz="4" w:space="0" w:color="BFBFBF"/>
+              <w:left w:val="single" w:sz="4" w:space="0" w:color="BFBFBF"/>
+              <w:right w:val="single" w:sz="4" w:space="0" w:color="BFBFBF"/>
+            </w:tcBorders>
+            <w:shd w:fill="F2F7FB" w:val="clear"/>
+            <w:tcMar>
+              <w:top w:w="50" w:type="dxa"/>
+              <w:bottom w:w="50" w:type="dxa"/>
+              <w:left w:w="100" w:type="dxa"/>
+              <w:right w:w="100" w:type="dxa"/>
+            </w:tcMar>
+          </w:tcPr>
+          <w:p>
+            <w:pPr>
+              <w:pStyle w:val="Compact"/>
+              <w:spacing w:before="20" w:after="20" w:line="280" w:lineRule="exact"/>
+              <w:jc w:val="left"/>
+            </w:pPr>
+            <w:r>
+              <w:rPr>
+                <w:rFonts w:ascii="Arial" w:hAnsi="Arial" w:eastAsia="맑은 고딕"/>
+                <w:color w:val="333333"/>
+                <w:sz w:val="18"/>
+              </w:rPr>
+              <w:t xml:space="preserve">cancelInfo 필드 노출</w:t>
+            </w:r>
+          </w:p>
+        </w:tc>
+      </w:tr>
+    </w:tbl>
+    <w:p>
+      <w:pPr>
+        <w:pStyle w:val="Heading3"/>
+      </w:pPr>
+      <w:bookmarkStart w:id="30" w:name="시나리오-3-복합결제-개별-취소"/>
+      <w:r>
+        <w:t xml:space="preserve">시나리오 3: 복합결제 개별 취소</w:t>
+      </w:r>
+      <w:bookmarkEnd w:id="30"/>
+    </w:p>
+    <w:tbl>
+      <w:tblPr>
+        <w:tblStyle w:val="Table"/>
+        <w:jc w:val="center"/>
+        <w:tblLook w:firstRow="1"/>
+        <w:tblW w:w="5000" w:type="pct"/>
+      </w:tblPr>
+      <w:tblGrid>
+        <w:gridCol w:w="2329"/>
+        <w:gridCol w:w="1863"/>
+        <w:gridCol w:w="1863"/>
+        <w:gridCol w:w="1863"/>
+      </w:tblGrid>
+      <w:tr>
+        <w:trPr>
+          <w:cnfStyle w:firstRow="1"/>
+          <w:tblHeader/>
+        </w:trPr>
+        <w:tc>
+          <w:tcPr>
+            <w:tcBorders>
+              <w:bottom w:val="single"/>
+            </w:tcBorders>
+            <w:vAlign w:val="bottom"/>
+            <w:tcBorders>
+              <w:top w:val="single" w:sz="6" w:space="0" w:color="2E75B6"/>
+              <w:bottom w:val="single" w:sz="6" w:space="0" w:color="2E75B6"/>
+              <w:left w:val="single" w:sz="4" w:space="0" w:color="BFBFBF"/>
+              <w:right w:val="single" w:sz="4" w:space="0" w:color="BFBFBF"/>
+            </w:tcBorders>
+            <w:shd w:fill="2E75B6" w:val="clear"/>
+            <w:tcMar>
+              <w:top w:w="50" w:type="dxa"/>
+              <w:bottom w:w="50" w:type="dxa"/>
+              <w:left w:w="100" w:type="dxa"/>
+              <w:right w:w="100" w:type="dxa"/>
+            </w:tcMar>
+          </w:tcPr>
+          <w:p>
+            <w:pPr>
+              <w:pStyle w:val="Compact"/>
+              <w:spacing w:before="20" w:after="20" w:line="280" w:lineRule="exact"/>
+              <w:jc w:val="left"/>
+            </w:pPr>
+            <w:r>
+              <w:rPr>
+                <w:rFonts w:ascii="Arial" w:hAnsi="Arial" w:eastAsia="맑은 고딕"/>
+                <w:b/>
+                <w:color w:val="FFFFFF"/>
+                <w:sz w:val="18"/>
+              </w:rPr>
+              <w:t xml:space="preserve">단계</w:t>
+            </w:r>
+          </w:p>
+        </w:tc>
+        <w:tc>
+          <w:tcPr>
+            <w:tcBorders>
+              <w:bottom w:val="single"/>
+            </w:tcBorders>
+            <w:vAlign w:val="bottom"/>
+            <w:tcBorders>
+              <w:top w:val="single" w:sz="6" w:space="0" w:color="2E75B6"/>
+              <w:bottom w:val="single" w:sz="6" w:space="0" w:color="2E75B6"/>
+              <w:left w:val="single" w:sz="4" w:space="0" w:color="BFBFBF"/>
+              <w:right w:val="single" w:sz="4" w:space="0" w:color="BFBFBF"/>
+            </w:tcBorders>
+            <w:shd w:fill="2E75B6" w:val="clear"/>
+            <w:tcMar>
+              <w:top w:w="50" w:type="dxa"/>
+              <w:bottom w:w="50" w:type="dxa"/>
+              <w:left w:w="100" w:type="dxa"/>
+              <w:right w:w="100" w:type="dxa"/>
+            </w:tcMar>
+          </w:tcPr>
+          <w:p>
+            <w:pPr>
+              <w:pStyle w:val="Compact"/>
+              <w:spacing w:before="20" w:after="20" w:line="280" w:lineRule="exact"/>
+              <w:jc w:val="left"/>
+            </w:pPr>
+            <w:r>
+              <w:rPr>
+                <w:rFonts w:ascii="Arial" w:hAnsi="Arial" w:eastAsia="맑은 고딕"/>
+                <w:b/>
+                <w:color w:val="FFFFFF"/>
+                <w:sz w:val="18"/>
+              </w:rPr>
+              <w:t xml:space="preserve">사용자 행동</w:t>
+            </w:r>
+          </w:p>
+        </w:tc>
+        <w:tc>
+          <w:tcPr>
+            <w:tcBorders>
+              <w:bottom w:val="single"/>
+            </w:tcBorders>
+            <w:vAlign w:val="bottom"/>
+            <w:tcBorders>
+              <w:top w:val="single" w:sz="6" w:space="0" w:color="2E75B6"/>
+              <w:bottom w:val="single" w:sz="6" w:space="0" w:color="2E75B6"/>
+              <w:left w:val="single" w:sz="4" w:space="0" w:color="BFBFBF"/>
+              <w:right w:val="single" w:sz="4" w:space="0" w:color="BFBFBF"/>
+            </w:tcBorders>
+            <w:shd w:fill="2E75B6" w:val="clear"/>
+            <w:tcMar>
+              <w:top w:w="50" w:type="dxa"/>
+              <w:bottom w:w="50" w:type="dxa"/>
+              <w:left w:w="100" w:type="dxa"/>
+              <w:right w:w="100" w:type="dxa"/>
+            </w:tcMar>
+          </w:tcPr>
+          <w:p>
+            <w:pPr>
+              <w:pStyle w:val="Compact"/>
+              <w:spacing w:before="20" w:after="20" w:line="280" w:lineRule="exact"/>
+              <w:jc w:val="left"/>
+            </w:pPr>
+            <w:r>
+              <w:rPr>
+                <w:rFonts w:ascii="Arial" w:hAnsi="Arial" w:eastAsia="맑은 고딕"/>
+                <w:b/>
+                <w:color w:val="FFFFFF"/>
+                <w:sz w:val="18"/>
+              </w:rPr>
+              <w:t xml:space="preserve">시스템 응답</w:t>
+            </w:r>
+          </w:p>
+        </w:tc>
+        <w:tc>
+          <w:tcPr>
+            <w:tcBorders>
+              <w:bottom w:val="single"/>
+            </w:tcBorders>
+            <w:vAlign w:val="bottom"/>
+            <w:tcBorders>
+              <w:top w:val="single" w:sz="6" w:space="0" w:color="2E75B6"/>
+              <w:bottom w:val="single" w:sz="6" w:space="0" w:color="2E75B6"/>
+              <w:left w:val="single" w:sz="4" w:space="0" w:color="BFBFBF"/>
+              <w:right w:val="single" w:sz="4" w:space="0" w:color="BFBFBF"/>
+            </w:tcBorders>
+            <w:shd w:fill="2E75B6" w:val="clear"/>
+            <w:tcMar>
+              <w:top w:w="50" w:type="dxa"/>
+              <w:bottom w:w="50" w:type="dxa"/>
+              <w:left w:w="100" w:type="dxa"/>
+              <w:right w:w="100" w:type="dxa"/>
+            </w:tcMar>
+          </w:tcPr>
+          <w:p>
+            <w:pPr>
+              <w:pStyle w:val="Compact"/>
+              <w:spacing w:before="20" w:after="20" w:line="280" w:lineRule="exact"/>
+              <w:jc w:val="left"/>
+            </w:pPr>
+            <w:r>
+              <w:rPr>
+                <w:rFonts w:ascii="Arial" w:hAnsi="Arial" w:eastAsia="맑은 고딕"/>
+                <w:b/>
+                <w:color w:val="FFFFFF"/>
+                <w:sz w:val="18"/>
+              </w:rPr>
+              <w:t xml:space="preserve">검증 포인트</w:t>
+            </w:r>
+          </w:p>
+        </w:tc>
+      </w:tr>
+      <w:tr>
+        <w:trPr/>
+        <w:tc>
+          <w:tcPr>
+            <w:tcBorders>
+              <w:top w:val="single" w:sz="4" w:space="0" w:color="BFBFBF"/>
+              <w:bottom w:val="single" w:sz="4" w:space="0" w:color="BFBFBF"/>
+              <w:left w:val="single" w:sz="4" w:space="0" w:color="BFBFBF"/>
+              <w:right w:val="single" w:sz="4" w:space="0" w:color="BFBFBF"/>
+            </w:tcBorders>
+            <w:tcMar>
+              <w:top w:w="50" w:type="dxa"/>
+              <w:bottom w:w="50" w:type="dxa"/>
+              <w:left w:w="100" w:type="dxa"/>
+              <w:right w:w="100" w:type="dxa"/>
+            </w:tcMar>
+          </w:tcPr>
+          <w:p>
+            <w:pPr>
+              <w:pStyle w:val="Compact"/>
+              <w:spacing w:before="20" w:after="20" w:line="280" w:lineRule="exact"/>
+              <w:jc w:val="left"/>
+            </w:pPr>
+            <w:r>
+              <w:rPr>
+                <w:rFonts w:ascii="Arial" w:hAnsi="Arial" w:eastAsia="맑은 고딕"/>
+                <w:color w:val="333333"/>
+                <w:sz w:val="18"/>
+              </w:rPr>
+              <w:t xml:space="preserve">1</w:t>
+            </w:r>
+          </w:p>
+        </w:tc>
+        <w:tc>
+          <w:tcPr>
+            <w:tcBorders>
+              <w:top w:val="single" w:sz="4" w:space="0" w:color="BFBFBF"/>
+              <w:bottom w:val="single" w:sz="4" w:space="0" w:color="BFBFBF"/>
+              <w:left w:val="single" w:sz="4" w:space="0" w:color="BFBFBF"/>
+              <w:right w:val="single" w:sz="4" w:space="0" w:color="BFBFBF"/>
+            </w:tcBorders>
+            <w:tcMar>
+              <w:top w:w="50" w:type="dxa"/>
+              <w:bottom w:w="50" w:type="dxa"/>
+              <w:left w:w="100" w:type="dxa"/>
+              <w:right w:w="100" w:type="dxa"/>
+            </w:tcMar>
+          </w:tcPr>
+          <w:p>
+            <w:pPr>
+              <w:pStyle w:val="Compact"/>
+              <w:spacing w:before="20" w:after="20" w:line="280" w:lineRule="exact"/>
+              <w:jc w:val="left"/>
+            </w:pPr>
+            <w:r>
+              <w:rPr>
+                <w:rFonts w:ascii="Arial" w:hAnsi="Arial" w:eastAsia="맑은 고딕"/>
+                <w:color w:val="333333"/>
+                <w:sz w:val="18"/>
+              </w:rPr>
+              <w:t xml:space="preserve">결제정보 탭에서 복합결제 상세 확인</w:t>
+            </w:r>
+          </w:p>
+        </w:tc>
+        <w:tc>
+          <w:tcPr>
+            <w:tcBorders>
+              <w:top w:val="single" w:sz="4" w:space="0" w:color="BFBFBF"/>
+              <w:bottom w:val="single" w:sz="4" w:space="0" w:color="BFBFBF"/>
+              <w:left w:val="single" w:sz="4" w:space="0" w:color="BFBFBF"/>
+              <w:right w:val="single" w:sz="4" w:space="0" w:color="BFBFBF"/>
+            </w:tcBorders>
+            <w:tcMar>
+              <w:top w:w="50" w:type="dxa"/>
+              <w:bottom w:w="50" w:type="dxa"/>
+              <w:left w:w="100" w:type="dxa"/>
+              <w:right w:w="100" w:type="dxa"/>
+            </w:tcMar>
+          </w:tcPr>
+          <w:p>
+            <w:pPr>
+              <w:pStyle w:val="Compact"/>
+              <w:spacing w:before="20" w:after="20" w:line="280" w:lineRule="exact"/>
+              <w:jc w:val="left"/>
+            </w:pPr>
+            <w:r>
+              <w:rPr>
+                <w:rFonts w:ascii="Arial" w:hAnsi="Arial" w:eastAsia="맑은 고딕"/>
+                <w:color w:val="333333"/>
+                <w:sz w:val="18"/>
+              </w:rPr>
+              <w:t xml:space="preserve">결제수단별 행(카드/간편결제/E쿠폰 등) 렌더링</w:t>
+            </w:r>
+          </w:p>
+        </w:tc>
+        <w:tc>
+          <w:tcPr>
+            <w:tcBorders>
+              <w:top w:val="single" w:sz="4" w:space="0" w:color="BFBFBF"/>
+              <w:bottom w:val="single" w:sz="4" w:space="0" w:color="BFBFBF"/>
+              <w:left w:val="single" w:sz="4" w:space="0" w:color="BFBFBF"/>
+              <w:right w:val="single" w:sz="4" w:space="0" w:color="BFBFBF"/>
+            </w:tcBorders>
+            <w:tcMar>
+              <w:top w:w="50" w:type="dxa"/>
+              <w:bottom w:w="50" w:type="dxa"/>
+              <w:left w:w="100" w:type="dxa"/>
+              <w:right w:w="100" w:type="dxa"/>
+            </w:tcMar>
+          </w:tcPr>
+          <w:p>
+            <w:pPr>
+              <w:pStyle w:val="Compact"/>
+              <w:spacing w:before="20" w:after="20" w:line="280" w:lineRule="exact"/>
+              <w:jc w:val="left"/>
+            </w:pPr>
+            <w:r>
+              <w:rPr>
+                <w:rFonts w:ascii="Arial" w:hAnsi="Arial" w:eastAsia="맑은 고딕"/>
+                <w:color w:val="333333"/>
+                <w:sz w:val="18"/>
+              </w:rPr>
+              <w:t xml:space="preserve">각 행에 개별취소 버튼</w:t>
+            </w:r>
+          </w:p>
+        </w:tc>
+      </w:tr>
+      <w:tr>
+        <w:trPr/>
+        <w:tc>
+          <w:tcPr>
+            <w:tcBorders>
+              <w:top w:val="single" w:sz="4" w:space="0" w:color="BFBFBF"/>
+              <w:bottom w:val="single" w:sz="4" w:space="0" w:color="BFBFBF"/>
+              <w:left w:val="single" w:sz="4" w:space="0" w:color="BFBFBF"/>
+              <w:right w:val="single" w:sz="4" w:space="0" w:color="BFBFBF"/>
+            </w:tcBorders>
+            <w:shd w:fill="F2F7FB" w:val="clear"/>
+            <w:tcMar>
+              <w:top w:w="50" w:type="dxa"/>
+              <w:bottom w:w="50" w:type="dxa"/>
+              <w:left w:w="100" w:type="dxa"/>
+              <w:right w:w="100" w:type="dxa"/>
+            </w:tcMar>
+          </w:tcPr>
+          <w:p>
+            <w:pPr>
+              <w:pStyle w:val="Compact"/>
+              <w:spacing w:before="20" w:after="20" w:line="280" w:lineRule="exact"/>
+              <w:jc w:val="left"/>
+            </w:pPr>
+            <w:r>
+              <w:rPr>
+                <w:rFonts w:ascii="Arial" w:hAnsi="Arial" w:eastAsia="맑은 고딕"/>
+                <w:color w:val="333333"/>
+                <w:sz w:val="18"/>
+              </w:rPr>
+              <w:t xml:space="preserve">2</w:t>
+            </w:r>
+          </w:p>
+        </w:tc>
+        <w:tc>
+          <w:tcPr>
+            <w:tcBorders>
+              <w:top w:val="single" w:sz="4" w:space="0" w:color="BFBFBF"/>
+              <w:bottom w:val="single" w:sz="4" w:space="0" w:color="BFBFBF"/>
+              <w:left w:val="single" w:sz="4" w:space="0" w:color="BFBFBF"/>
+              <w:right w:val="single" w:sz="4" w:space="0" w:color="BFBFBF"/>
+            </w:tcBorders>
+            <w:shd w:fill="F2F7FB" w:val="clear"/>
+            <w:tcMar>
+              <w:top w:w="50" w:type="dxa"/>
+              <w:bottom w:w="50" w:type="dxa"/>
+              <w:left w:w="100" w:type="dxa"/>
+              <w:right w:w="100" w:type="dxa"/>
+            </w:tcMar>
+          </w:tcPr>
+          <w:p>
+            <w:pPr>
+              <w:pStyle w:val="Compact"/>
+              <w:spacing w:before="20" w:after="20" w:line="280" w:lineRule="exact"/>
+              <w:jc w:val="left"/>
+            </w:pPr>
+            <w:r>
+              <w:rPr>
+                <w:rFonts w:ascii="Arial" w:hAnsi="Arial" w:eastAsia="맑은 고딕"/>
+                <w:color w:val="333333"/>
+                <w:sz w:val="18"/>
+              </w:rPr>
+              <w:t xml:space="preserve">특정 결제수단의 [취소] 클릭</w:t>
+            </w:r>
+          </w:p>
+        </w:tc>
+        <w:tc>
+          <w:tcPr>
+            <w:tcBorders>
+              <w:top w:val="single" w:sz="4" w:space="0" w:color="BFBFBF"/>
+              <w:bottom w:val="single" w:sz="4" w:space="0" w:color="BFBFBF"/>
+              <w:left w:val="single" w:sz="4" w:space="0" w:color="BFBFBF"/>
+              <w:right w:val="single" w:sz="4" w:space="0" w:color="BFBFBF"/>
+            </w:tcBorders>
+            <w:shd w:fill="F2F7FB" w:val="clear"/>
+            <w:tcMar>
+              <w:top w:w="50" w:type="dxa"/>
+              <w:bottom w:w="50" w:type="dxa"/>
+              <w:left w:w="100" w:type="dxa"/>
+              <w:right w:w="100" w:type="dxa"/>
+            </w:tcMar>
+          </w:tcPr>
+          <w:p>
+            <w:pPr>
+              <w:pStyle w:val="Compact"/>
+              <w:spacing w:before="20" w:after="20" w:line="280" w:lineRule="exact"/>
+              <w:jc w:val="left"/>
+            </w:pPr>
+            <w:r>
+              <w:rPr>
+                <w:rFonts w:ascii="Arial" w:hAnsi="Arial" w:eastAsia="맑은 고딕"/>
+                <w:color w:val="333333"/>
+                <w:sz w:val="18"/>
+              </w:rPr>
+              <w:t xml:space="preserve">ConfirmDialog →</w:t>
+            </w:r>
+            <w:r>
+              <w:rPr>
+                <w:rFonts w:ascii="Arial" w:hAnsi="Arial" w:eastAsia="맑은 고딕"/>
+                <w:color w:val="333333"/>
+                <w:sz w:val="18"/>
+              </w:rPr>
+              <w:t xml:space="preserve"> </w:t>
+            </w:r>
+            <w:r>
+              <w:rPr>
+                <w:rStyle w:val="VerbatimChar"/>
+                <w:rFonts w:ascii="Arial" w:hAnsi="Arial" w:eastAsia="맑은 고딕"/>
+                <w:color w:val="333333"/>
+                <w:sz w:val="18"/>
+              </w:rPr>
+              <w:t xml:space="preserve">POST /api/orders/:id/payments/:paymentItemId/cancel</w:t>
+            </w:r>
+          </w:p>
+        </w:tc>
+        <w:tc>
+          <w:tcPr>
+            <w:tcBorders>
+              <w:top w:val="single" w:sz="4" w:space="0" w:color="BFBFBF"/>
+              <w:bottom w:val="single" w:sz="4" w:space="0" w:color="BFBFBF"/>
+              <w:left w:val="single" w:sz="4" w:space="0" w:color="BFBFBF"/>
+              <w:right w:val="single" w:sz="4" w:space="0" w:color="BFBFBF"/>
+            </w:tcBorders>
+            <w:shd w:fill="F2F7FB" w:val="clear"/>
+            <w:tcMar>
+              <w:top w:w="50" w:type="dxa"/>
+              <w:bottom w:w="50" w:type="dxa"/>
+              <w:left w:w="100" w:type="dxa"/>
+              <w:right w:w="100" w:type="dxa"/>
+            </w:tcMar>
+          </w:tcPr>
+          <w:p>
+            <w:pPr>
+              <w:pStyle w:val="Compact"/>
+              <w:spacing w:before="20" w:after="20" w:line="280" w:lineRule="exact"/>
+              <w:jc w:val="left"/>
+            </w:pPr>
+            <w:r>
+              <w:rPr>
+                <w:rFonts w:ascii="Arial" w:hAnsi="Arial" w:eastAsia="맑은 고딕"/>
+                <w:color w:val="333333"/>
+                <w:sz w:val="18"/>
+              </w:rPr>
+              <w:t xml:space="preserve">해당 행만</w:t>
+            </w:r>
+            <w:r>
+              <w:rPr>
+                <w:rFonts w:ascii="Arial" w:hAnsi="Arial" w:eastAsia="맑은 고딕"/>
+                <w:color w:val="333333"/>
+                <w:sz w:val="18"/>
+              </w:rPr>
+              <w:t xml:space="preserve"> </w:t>
+            </w:r>
+            <w:r>
+              <w:rPr>
+                <w:rFonts w:ascii="Arial" w:hAnsi="Arial" w:eastAsia="맑은 고딕"/>
+                <w:color w:val="333333"/>
+                <w:sz w:val="18"/>
+              </w:rPr>
+              <w:t xml:space="preserve">“</w:t>
+            </w:r>
+            <w:r>
+              <w:rPr>
+                <w:rFonts w:ascii="Arial" w:hAnsi="Arial" w:eastAsia="맑은 고딕"/>
+                <w:color w:val="333333"/>
+                <w:sz w:val="18"/>
+              </w:rPr>
+              <w:t xml:space="preserve">취소완료</w:t>
+            </w:r>
+            <w:r>
+              <w:rPr>
+                <w:rFonts w:ascii="Arial" w:hAnsi="Arial" w:eastAsia="맑은 고딕"/>
+                <w:color w:val="333333"/>
+                <w:sz w:val="18"/>
+              </w:rPr>
+              <w:t xml:space="preserve">”</w:t>
+            </w:r>
+            <w:r>
+              <w:rPr>
+                <w:rFonts w:ascii="Arial" w:hAnsi="Arial" w:eastAsia="맑은 고딕"/>
+                <w:color w:val="333333"/>
+                <w:sz w:val="18"/>
+              </w:rPr>
+              <w:t xml:space="preserve"> </w:t>
+            </w:r>
+            <w:r>
+              <w:rPr>
+                <w:rFonts w:ascii="Arial" w:hAnsi="Arial" w:eastAsia="맑은 고딕"/>
+                <w:color w:val="333333"/>
+                <w:sz w:val="18"/>
+              </w:rPr>
+              <w:t xml:space="preserve">전환</w:t>
+            </w:r>
+          </w:p>
+        </w:tc>
+      </w:tr>
+      <w:tr>
+        <w:trPr/>
+        <w:tc>
+          <w:tcPr>
+            <w:tcBorders>
+              <w:top w:val="single" w:sz="4" w:space="0" w:color="BFBFBF"/>
+              <w:bottom w:val="single" w:sz="4" w:space="0" w:color="BFBFBF"/>
+              <w:left w:val="single" w:sz="4" w:space="0" w:color="BFBFBF"/>
+              <w:right w:val="single" w:sz="4" w:space="0" w:color="BFBFBF"/>
+            </w:tcBorders>
+            <w:tcMar>
+              <w:top w:w="50" w:type="dxa"/>
+              <w:bottom w:w="50" w:type="dxa"/>
+              <w:left w:w="100" w:type="dxa"/>
+              <w:right w:w="100" w:type="dxa"/>
+            </w:tcMar>
+          </w:tcPr>
+          <w:p>
+            <w:pPr>
+              <w:pStyle w:val="Compact"/>
+              <w:spacing w:before="20" w:after="20" w:line="280" w:lineRule="exact"/>
+              <w:jc w:val="left"/>
+            </w:pPr>
+            <w:r>
+              <w:rPr>
+                <w:rFonts w:ascii="Arial" w:hAnsi="Arial" w:eastAsia="맑은 고딕"/>
+                <w:color w:val="333333"/>
+                <w:sz w:val="18"/>
+              </w:rPr>
+              <w:t xml:space="preserve">3</w:t>
+            </w:r>
+          </w:p>
+        </w:tc>
+        <w:tc>
+          <w:tcPr>
+            <w:tcBorders>
+              <w:top w:val="single" w:sz="4" w:space="0" w:color="BFBFBF"/>
+              <w:bottom w:val="single" w:sz="4" w:space="0" w:color="BFBFBF"/>
+              <w:left w:val="single" w:sz="4" w:space="0" w:color="BFBFBF"/>
+              <w:right w:val="single" w:sz="4" w:space="0" w:color="BFBFBF"/>
+            </w:tcBorders>
+            <w:tcMar>
+              <w:top w:w="50" w:type="dxa"/>
+              <w:bottom w:w="50" w:type="dxa"/>
+              <w:left w:w="100" w:type="dxa"/>
+              <w:right w:w="100" w:type="dxa"/>
+            </w:tcMar>
+          </w:tcPr>
+          <w:p>
+            <w:pPr>
+              <w:pStyle w:val="Compact"/>
+              <w:spacing w:before="20" w:after="20" w:line="280" w:lineRule="exact"/>
+              <w:jc w:val="left"/>
+            </w:pPr>
+            <w:r>
+              <w:rPr>
+                <w:rFonts w:ascii="Arial" w:hAnsi="Arial" w:eastAsia="맑은 고딕"/>
+                <w:color w:val="333333"/>
+                <w:sz w:val="18"/>
+              </w:rPr>
+              <w:t xml:space="preserve">“</w:t>
+            </w:r>
+            <w:r>
+              <w:rPr>
+                <w:rFonts w:ascii="Arial" w:hAnsi="Arial" w:eastAsia="맑은 고딕"/>
+                <w:color w:val="333333"/>
+                <w:sz w:val="18"/>
+              </w:rPr>
+              <w:t xml:space="preserve">전체 취소가 아닌 부분 취소입니다</w:t>
+            </w:r>
+            <w:r>
+              <w:rPr>
+                <w:rFonts w:ascii="Arial" w:hAnsi="Arial" w:eastAsia="맑은 고딕"/>
+                <w:color w:val="333333"/>
+                <w:sz w:val="18"/>
+              </w:rPr>
+              <w:t xml:space="preserve">”</w:t>
+            </w:r>
+            <w:r>
+              <w:rPr>
+                <w:rFonts w:ascii="Arial" w:hAnsi="Arial" w:eastAsia="맑은 고딕"/>
+                <w:color w:val="333333"/>
+                <w:sz w:val="18"/>
+              </w:rPr>
+              <w:t xml:space="preserve"> </w:t>
+            </w:r>
+            <w:r>
+              <w:rPr>
+                <w:rFonts w:ascii="Arial" w:hAnsi="Arial" w:eastAsia="맑은 고딕"/>
+                <w:color w:val="333333"/>
+                <w:sz w:val="18"/>
+              </w:rPr>
+              <w:t xml:space="preserve">안내</w:t>
+            </w:r>
+          </w:p>
+        </w:tc>
+        <w:tc>
+          <w:tcPr>
+            <w:tcBorders>
+              <w:top w:val="single" w:sz="4" w:space="0" w:color="BFBFBF"/>
+              <w:bottom w:val="single" w:sz="4" w:space="0" w:color="BFBFBF"/>
+              <w:left w:val="single" w:sz="4" w:space="0" w:color="BFBFBF"/>
+              <w:right w:val="single" w:sz="4" w:space="0" w:color="BFBFBF"/>
+            </w:tcBorders>
+            <w:tcMar>
+              <w:top w:w="50" w:type="dxa"/>
+              <w:bottom w:w="50" w:type="dxa"/>
+              <w:left w:w="100" w:type="dxa"/>
+              <w:right w:w="100" w:type="dxa"/>
+            </w:tcMar>
+          </w:tcPr>
+          <w:p>
+            <w:pPr>
+              <w:pStyle w:val="Compact"/>
+              <w:spacing w:before="20" w:after="20" w:line="280" w:lineRule="exact"/>
+              <w:jc w:val="left"/>
+            </w:pPr>
+            <w:r>
+              <w:rPr>
+                <w:rFonts w:ascii="Arial" w:hAnsi="Arial" w:eastAsia="맑은 고딕"/>
+                <w:color w:val="333333"/>
+                <w:sz w:val="18"/>
+              </w:rPr>
+              <w:t xml:space="preserve">나머지 결제수단은 유지</w:t>
+            </w:r>
+          </w:p>
+        </w:tc>
+        <w:tc>
+          <w:tcPr>
+            <w:tcBorders>
+              <w:top w:val="single" w:sz="4" w:space="0" w:color="BFBFBF"/>
+              <w:bottom w:val="single" w:sz="4" w:space="0" w:color="BFBFBF"/>
+              <w:left w:val="single" w:sz="4" w:space="0" w:color="BFBFBF"/>
+              <w:right w:val="single" w:sz="4" w:space="0" w:color="BFBFBF"/>
+            </w:tcBorders>
+            <w:tcMar>
+              <w:top w:w="50" w:type="dxa"/>
+              <w:bottom w:w="50" w:type="dxa"/>
+              <w:left w:w="100" w:type="dxa"/>
+              <w:right w:w="100" w:type="dxa"/>
+            </w:tcMar>
+          </w:tcPr>
+          <w:p>
+            <w:pPr>
+              <w:pStyle w:val="Compact"/>
+              <w:spacing w:before="20" w:after="20" w:line="280" w:lineRule="exact"/>
+              <w:jc w:val="left"/>
+            </w:pPr>
+            <w:r>
+              <w:rPr>
+                <w:rFonts w:ascii="Arial" w:hAnsi="Arial" w:eastAsia="맑은 고딕"/>
+                <w:color w:val="333333"/>
+                <w:sz w:val="18"/>
+              </w:rPr>
+              <w:t xml:space="preserve">전체 상태는 그대로</w:t>
+            </w:r>
+          </w:p>
+        </w:tc>
+      </w:tr>
+    </w:tbl>
+    <w:p>
+      <w:r>
+        <w:pict>
+          <v:rect style="width:0;height:1.5pt" o:hralign="center" o:hrstd="t" o:hr="t"/>
+        </w:pict>
+      </w:r>
+    </w:p>
+    <w:p>
+      <w:pPr>
+        <w:pStyle w:val="Heading2"/>
+      </w:pPr>
+      <w:bookmarkStart w:id="31" w:name="개발자용-정책-설명"/>
+      <w:r>
+        <w:t xml:space="preserve">4. 개발자용 정책 설명</w:t>
+      </w:r>
+      <w:bookmarkEnd w:id="31"/>
+    </w:p>
+    <w:p>
+      <w:pPr>
+        <w:pStyle w:val="Heading3"/>
+      </w:pPr>
+      <w:bookmarkStart w:id="32" w:name="주문-상태-전이-규칙-fsm"/>
+      <w:r>
+        <w:t xml:space="preserve">4.1. 주문 상태 전이 규칙 (FSM)</w:t>
+      </w:r>
+      <w:bookmarkEnd w:id="32"/>
+    </w:p>
+    <w:p>
+      <w:pPr>
+        <w:pStyle w:val="SourceCode"/>
+      </w:pPr>
+      <w:r>
+        <w:rPr>
+          <w:rStyle w:val="VerbatimChar"/>
+        </w:rPr>
+        <w:t xml:space="preserve">허용 전이:</w:t>
+      </w:r>
+      <w:r>
+        <w:br/>
+      </w:r>
+      <w:r>
+        <w:rPr>
+          <w:rStyle w:val="VerbatimChar"/>
+        </w:rPr>
+        <w:t xml:space="preserve">  pending → confirmed → preparing → ready → completed</w:t>
+      </w:r>
+      <w:r>
+        <w:br/>
+      </w:r>
+      <w:r>
+        <w:rPr>
+          <w:rStyle w:val="VerbatimChar"/>
+        </w:rPr>
+        <w:t xml:space="preserve">  (모든 상태) → cancelled</w:t>
+      </w:r>
+      <w:r>
+        <w:br/>
+      </w:r>
+      <w:r>
+        <w:br/>
+      </w:r>
+      <w:r>
+        <w:rPr>
+          <w:rStyle w:val="VerbatimChar"/>
+        </w:rPr>
+        <w:t xml:space="preserve">금지 전이:</w:t>
+      </w:r>
+      <w:r>
+        <w:br/>
+      </w:r>
+      <w:r>
+        <w:rPr>
+          <w:rStyle w:val="VerbatimChar"/>
+        </w:rPr>
+        <w:t xml:space="preserve">  completed → (어떤 상태든) : 완료 후 역행 불가</w:t>
+      </w:r>
+      <w:r>
+        <w:br/>
+      </w:r>
+      <w:r>
+        <w:rPr>
+          <w:rStyle w:val="VerbatimChar"/>
+        </w:rPr>
+        <w:t xml:space="preserve">  cancelled → (어떤 상태든) : 취소 후 복원 불가</w:t>
+      </w:r>
+      <w:r>
+        <w:br/>
+      </w:r>
+      <w:r>
+        <w:br/>
+      </w:r>
+      <w:r>
+        <w:rPr>
+          <w:rStyle w:val="VerbatimChar"/>
+        </w:rPr>
+        <w:t xml:space="preserve">서버 검증: 요청 status가 현재 status의 허용 전이 목록에 없으면 → 400 INVALID_STATUS_TRANSITION</w:t>
+      </w:r>
+    </w:p>
+    <w:p>
+      <w:pPr>
+        <w:pStyle w:val="Heading3"/>
+      </w:pPr>
+      <w:bookmarkStart w:id="33" w:name="취소-시-환원-처리-순서"/>
+      <w:r>
+        <w:t xml:space="preserve">4.2. 취소 시 환원 처리 순서</w:t>
+      </w:r>
+      <w:bookmarkEnd w:id="33"/>
+    </w:p>
+    <w:p>
+      <w:pPr>
+        <w:pStyle w:val="SourceCode"/>
+      </w:pPr>
+      <w:r>
+        <w:rPr>
+          <w:rStyle w:val="VerbatimChar"/>
+        </w:rPr>
+        <w:t xml:space="preserve">1. 쿠폰 환원: coupon.usageCount -= 1, coupon.status → active (만료일 미경과 시)</w:t>
+      </w:r>
+      <w:r>
+        <w:br/>
+      </w:r>
+      <w:r>
+        <w:rPr>
+          <w:rStyle w:val="VerbatimChar"/>
+        </w:rPr>
+        <w:t xml:space="preserve">2. 포인트 환원: member.pointBalance += order.discount.pointUsed (SELECT FOR UPDATE)</w:t>
+      </w:r>
+      <w:r>
+        <w:br/>
+      </w:r>
+      <w:r>
+        <w:rPr>
+          <w:rStyle w:val="VerbatimChar"/>
+        </w:rPr>
+        <w:t xml:space="preserve">3. E쿠폰 환원: eCoupon.status → active, pinNumber 재활성화</w:t>
+      </w:r>
+      <w:r>
+        <w:br/>
+      </w:r>
+      <w:r>
+        <w:rPr>
+          <w:rStyle w:val="VerbatimChar"/>
+        </w:rPr>
+        <w:t xml:space="preserve">4. PG 결제 취소: 각 결제수단별 PG사 취소 API 호출</w:t>
+      </w:r>
+      <w:r>
+        <w:br/>
+      </w:r>
+      <w:r>
+        <w:rPr>
+          <w:rStyle w:val="VerbatimChar"/>
+        </w:rPr>
+        <w:t xml:space="preserve">5. 위 4단계를 단일 트랜잭션으로 처리. PG 외부호출 실패 시 Saga 보상 트랜잭션 실행</w:t>
+      </w:r>
+    </w:p>
+    <w:p>
+      <w:pPr>
+        <w:pStyle w:val="Heading3"/>
+      </w:pPr>
+      <w:bookmarkStart w:id="34" w:name="주문번호-채번-규칙"/>
+      <w:r>
+        <w:t xml:space="preserve">4.3. 주문번호 채번 규칙</w:t>
+      </w:r>
+      <w:bookmarkEnd w:id="34"/>
+    </w:p>
+    <w:p>
+      <w:pPr>
+        <w:pStyle w:val="SourceCode"/>
+      </w:pPr>
+      <w:r>
+        <w:rPr>
+          <w:rStyle w:val="VerbatimChar"/>
+        </w:rPr>
+        <w:t xml:space="preserve">형식: {YYYYMMDD}-{6자리 시퀀스}  예: 20260312-000001</w:t>
+      </w:r>
+      <w:r>
+        <w:br/>
+      </w:r>
+      <w:r>
+        <w:rPr>
+          <w:rStyle w:val="VerbatimChar"/>
+        </w:rPr>
+        <w:t xml:space="preserve">동시성: DB 시퀀스 또는 Snowflake ID 사용</w:t>
+      </w:r>
+      <w:r>
+        <w:br/>
+      </w:r>
+      <w:r>
+        <w:rPr>
+          <w:rStyle w:val="VerbatimChar"/>
+        </w:rPr>
+        <w:t xml:space="preserve">중복 방지: UNIQUE 제약 + 시퀀스 gap 허용</w:t>
+      </w:r>
+    </w:p>
+    <w:p>
+      <w:pPr>
+        <w:pStyle w:val="Heading3"/>
+      </w:pPr>
+      <w:bookmarkStart w:id="35" w:name="관리자-메모-정책"/>
+      <w:r>
+        <w:t xml:space="preserve">4.4. 관리자 메모 정책</w:t>
+      </w:r>
+      <w:bookmarkEnd w:id="35"/>
+    </w:p>
+    <w:p>
+      <w:pPr>
+        <w:pStyle w:val="SourceCode"/>
+      </w:pPr>
+      <w:r>
+        <w:rPr>
+          <w:rStyle w:val="VerbatimChar"/>
+        </w:rPr>
+        <w:t xml:space="preserve">삭제 불가 (append-only)</w:t>
+      </w:r>
+      <w:r>
+        <w:br/>
+      </w:r>
+      <w:r>
+        <w:rPr>
+          <w:rStyle w:val="VerbatimChar"/>
+        </w:rPr>
+        <w:t xml:space="preserve">수정 불가 (작성 후 변경 불가)</w:t>
+      </w:r>
+      <w:r>
+        <w:br/>
+      </w:r>
+      <w:r>
+        <w:rPr>
+          <w:rStyle w:val="VerbatimChar"/>
+        </w:rPr>
+        <w:t xml:space="preserve">각 메모에 createdBy(작성자 ID) + createdAt(작성 시각) 필수 기록</w:t>
       </w:r>
     </w:p>
     <w:sectPr/>
